--- a/PowerBI Training UTB 2026_03.docx
+++ b/PowerBI Training UTB 2026_03.docx
@@ -62,20 +62,30 @@
     <w:p>
       <w:pPr>
         <w:rPr>
-          <w:lang w:val="en-US"/>
-        </w:rPr>
-      </w:pPr>
-      <w:r>
-        <w:rPr>
-          <w:lang w:val="en-US"/>
-        </w:rPr>
-        <w:t>This is end to end creation of basic sales report</w:t>
-      </w:r>
-      <w:r>
-        <w:rPr>
-          <w:lang w:val="en-US"/>
-        </w:rPr>
-        <w:t>.</w:t>
+          <w:bCs/>
+          <w:lang w:val="en-US"/>
+        </w:rPr>
+      </w:pPr>
+      <w:r>
+        <w:rPr>
+          <w:bCs/>
+          <w:lang w:val="en-US"/>
+        </w:rPr>
+        <w:t xml:space="preserve">Your task is to create Power BI Sales dashboard </w:t>
+      </w:r>
+      <w:r>
+        <w:rPr>
+          <w:bCs/>
+          <w:lang w:val="en-US"/>
+        </w:rPr>
+        <w:t xml:space="preserve">with data </w:t>
+      </w:r>
+      <w:r>
+        <w:rPr>
+          <w:bCs/>
+          <w:lang w:val="en-US"/>
+        </w:rPr>
+        <w:t>from data.csv source file.</w:t>
       </w:r>
     </w:p>
     <w:p>
@@ -317,831 +327,315 @@
       <w:pPr>
         <w:rPr>
           <w:b/>
-          <w:lang w:val="en-US"/>
+          <w:bCs/>
         </w:rPr>
       </w:pPr>
       <w:r>
         <w:rPr>
           <w:b/>
-          <w:lang w:val="en-US"/>
-        </w:rPr>
-        <w:t>Business case</w:t>
-      </w:r>
+          <w:bCs/>
+        </w:rPr>
+        <w:t>Business Case: AdventureWorks Cycles</w:t>
+      </w:r>
+    </w:p>
+    <w:p>
+      <w:r>
+        <w:t xml:space="preserve">AdventureWorks is a fictional global manufacturer of premium bicycles, components, and accessories. This case study utilizes their historical sales data from 2010–2013, focusing </w:t>
+      </w:r>
+      <w:r>
+        <w:t>on sales</w:t>
+      </w:r>
+      <w:r>
+        <w:t>.</w:t>
+      </w:r>
+    </w:p>
+    <w:p>
+      <w:r>
+        <w:t>We will analyze this data through the core pillars of Business Intelligence:</w:t>
+      </w:r>
+    </w:p>
+    <w:p>
+      <w:pPr>
+        <w:numPr>
+          <w:ilvl w:val="0"/>
+          <w:numId w:val="4"/>
+        </w:numPr>
+      </w:pPr>
+      <w:r>
+        <w:t>Product: What is being sold?</w:t>
+      </w:r>
+    </w:p>
+    <w:p>
+      <w:pPr>
+        <w:numPr>
+          <w:ilvl w:val="0"/>
+          <w:numId w:val="4"/>
+        </w:numPr>
+      </w:pPr>
+      <w:r>
+        <w:t>Geography: Where are the sales happening?</w:t>
+      </w:r>
+    </w:p>
+    <w:p>
+      <w:pPr>
+        <w:numPr>
+          <w:ilvl w:val="0"/>
+          <w:numId w:val="4"/>
+        </w:numPr>
+      </w:pPr>
+      <w:r>
+        <w:t xml:space="preserve">Timeline: When do peaks and </w:t>
+      </w:r>
+      <w:r>
+        <w:t>drops</w:t>
+      </w:r>
+      <w:r>
+        <w:t xml:space="preserve"> occur?</w:t>
+      </w:r>
+    </w:p>
+    <w:p>
+      <w:pPr>
+        <w:numPr>
+          <w:ilvl w:val="0"/>
+          <w:numId w:val="4"/>
+        </w:numPr>
+      </w:pPr>
+      <w:r>
+        <w:t>Sales Channel: Who is responsible for the sales (resellers)?</w:t>
+      </w:r>
+    </w:p>
+    <w:p>
+      <w:pPr>
+        <w:rPr>
+          <w:lang w:val="en-US"/>
+        </w:rPr>
+      </w:pPr>
       <w:r>
         <w:rPr>
           <w:b/>
           <w:lang w:val="en-US"/>
         </w:rPr>
-        <w:t xml:space="preserve"> description</w:t>
-      </w:r>
-    </w:p>
-    <w:p>
-      <w:pPr>
-        <w:rPr>
-          <w:lang w:val="en-US"/>
-        </w:rPr>
-      </w:pPr>
-      <w:r>
-        <w:rPr>
-          <w:lang w:val="en-US"/>
-        </w:rPr>
-        <w:t xml:space="preserve">A </w:t>
-      </w:r>
-      <w:r>
-        <w:rPr>
-          <w:lang w:val="en-US"/>
-        </w:rPr>
-        <w:t xml:space="preserve">fictional </w:t>
-      </w:r>
-      <w:r>
-        <w:rPr>
-          <w:lang w:val="en-US"/>
-        </w:rPr>
-        <w:t>company called Adventureworks is producing bikes</w:t>
-      </w:r>
-      <w:r>
-        <w:rPr>
-          <w:lang w:val="en-US"/>
-        </w:rPr>
-        <w:t xml:space="preserve"> and also</w:t>
-      </w:r>
-      <w:r>
-        <w:rPr>
-          <w:lang w:val="en-US"/>
-        </w:rPr>
-        <w:t xml:space="preserve"> components and acce</w:t>
-      </w:r>
-      <w:r>
-        <w:rPr>
-          <w:lang w:val="en-US"/>
-        </w:rPr>
-        <w:t>s</w:t>
-      </w:r>
-      <w:r>
-        <w:rPr>
-          <w:lang w:val="en-US"/>
-        </w:rPr>
-        <w:t>sories</w:t>
-      </w:r>
-      <w:r>
-        <w:rPr>
-          <w:lang w:val="en-US"/>
-        </w:rPr>
-        <w:t xml:space="preserve"> for them</w:t>
-      </w:r>
-      <w:r>
-        <w:rPr>
-          <w:lang w:val="en-US"/>
-        </w:rPr>
-        <w:t xml:space="preserve">. We have </w:t>
-      </w:r>
-      <w:r>
-        <w:rPr>
-          <w:lang w:val="en-US"/>
-        </w:rPr>
-        <w:t>the</w:t>
-      </w:r>
-      <w:r>
-        <w:rPr>
-          <w:lang w:val="en-US"/>
-        </w:rPr>
-        <w:t>ir</w:t>
-      </w:r>
-      <w:r>
-        <w:rPr>
-          <w:lang w:val="en-US"/>
-        </w:rPr>
-        <w:t xml:space="preserve"> </w:t>
-      </w:r>
-      <w:r>
-        <w:rPr>
-          <w:lang w:val="en-US"/>
-        </w:rPr>
-        <w:t xml:space="preserve">sales data </w:t>
-      </w:r>
-      <w:r>
-        <w:rPr>
-          <w:lang w:val="en-US"/>
-        </w:rPr>
-        <w:t xml:space="preserve">for 2010-2013 </w:t>
-      </w:r>
-      <w:r>
-        <w:rPr>
-          <w:lang w:val="en-US"/>
-        </w:rPr>
-        <w:t>in terms of money income, sold quantities and provided discounts</w:t>
-      </w:r>
-      <w:r>
-        <w:rPr>
-          <w:lang w:val="en-US"/>
-        </w:rPr>
-        <w:t xml:space="preserve">. We </w:t>
-      </w:r>
-      <w:r>
-        <w:rPr>
-          <w:lang w:val="en-US"/>
-        </w:rPr>
-        <w:t xml:space="preserve">can analyze </w:t>
-      </w:r>
-      <w:r>
-        <w:rPr>
-          <w:lang w:val="en-US"/>
-        </w:rPr>
-        <w:t xml:space="preserve">this data </w:t>
-      </w:r>
-      <w:r>
-        <w:rPr>
-          <w:lang w:val="en-US"/>
-        </w:rPr>
-        <w:t xml:space="preserve">from typical business intelligence perspectives </w:t>
-      </w:r>
-      <w:r>
-        <w:rPr>
-          <w:lang w:val="en-US"/>
-        </w:rPr>
-        <w:t>–</w:t>
-      </w:r>
-      <w:r>
-        <w:rPr>
-          <w:lang w:val="en-US"/>
-        </w:rPr>
-        <w:t xml:space="preserve"> </w:t>
-      </w:r>
-      <w:r>
-        <w:rPr>
-          <w:u w:val="single"/>
-          <w:lang w:val="en-US"/>
-        </w:rPr>
-        <w:t>what</w:t>
-      </w:r>
-      <w:r>
-        <w:rPr>
-          <w:lang w:val="en-US"/>
-        </w:rPr>
-        <w:t xml:space="preserve"> (product was sold)</w:t>
-      </w:r>
-      <w:r>
-        <w:rPr>
-          <w:lang w:val="en-US"/>
-        </w:rPr>
-        <w:t xml:space="preserve">, </w:t>
-      </w:r>
-      <w:r>
-        <w:rPr>
-          <w:u w:val="single"/>
-          <w:lang w:val="en-US"/>
-        </w:rPr>
-        <w:t>where</w:t>
-      </w:r>
-      <w:r>
-        <w:rPr>
-          <w:lang w:val="en-US"/>
-        </w:rPr>
-        <w:t xml:space="preserve"> (it was sold)</w:t>
-      </w:r>
-      <w:r>
-        <w:rPr>
-          <w:lang w:val="en-US"/>
-        </w:rPr>
-        <w:t xml:space="preserve">, </w:t>
-      </w:r>
-      <w:r>
-        <w:rPr>
-          <w:u w:val="single"/>
-          <w:lang w:val="en-US"/>
-        </w:rPr>
-        <w:t>when</w:t>
-      </w:r>
-      <w:r>
-        <w:rPr>
-          <w:lang w:val="en-US"/>
-        </w:rPr>
-        <w:t xml:space="preserve"> (it was sold)</w:t>
-      </w:r>
-      <w:r>
-        <w:rPr>
-          <w:lang w:val="en-US"/>
-        </w:rPr>
-        <w:t xml:space="preserve">, by </w:t>
-      </w:r>
-      <w:r>
-        <w:rPr>
-          <w:u w:val="single"/>
-          <w:lang w:val="en-US"/>
-        </w:rPr>
-        <w:t>whom</w:t>
-      </w:r>
-      <w:r>
-        <w:rPr>
-          <w:lang w:val="en-US"/>
-        </w:rPr>
-        <w:t xml:space="preserve"> (it was sold)</w:t>
-      </w:r>
-      <w:r>
-        <w:rPr>
-          <w:lang w:val="en-US"/>
-        </w:rPr>
-        <w:t xml:space="preserve">. </w:t>
-      </w:r>
-      <w:r>
-        <w:rPr>
-          <w:lang w:val="en-US"/>
-        </w:rPr>
-        <w:t xml:space="preserve"> </w:t>
-      </w:r>
-    </w:p>
-    <w:p>
-      <w:pPr>
-        <w:rPr>
-          <w:lang w:val="en-US"/>
-        </w:rPr>
-      </w:pPr>
+        <w:t xml:space="preserve">Learning </w:t>
+      </w:r>
       <w:r>
         <w:rPr>
           <w:b/>
           <w:lang w:val="en-US"/>
         </w:rPr>
-        <w:t>Learning case</w:t>
-      </w:r>
-      <w:r>
+        <w:t>Objectives</w:t>
+      </w:r>
+    </w:p>
+    <w:p>
+      <w:pPr>
         <w:rPr>
           <w:b/>
-          <w:lang w:val="en-US"/>
-        </w:rPr>
-        <w:t xml:space="preserve"> description</w:t>
-      </w:r>
-      <w:r>
-        <w:rPr>
-          <w:lang w:val="en-US"/>
-        </w:rPr>
-        <w:t xml:space="preserve"> </w:t>
-      </w:r>
-    </w:p>
-    <w:p>
-      <w:pPr>
-        <w:rPr>
-          <w:lang w:val="en-US"/>
-        </w:rPr>
-      </w:pPr>
-      <w:r>
-        <w:rPr>
-          <w:lang w:val="en-US"/>
-        </w:rPr>
-        <w:t>Input d</w:t>
-      </w:r>
-      <w:r>
-        <w:rPr>
-          <w:lang w:val="en-US"/>
-        </w:rPr>
-        <w:t xml:space="preserve">ata is provided as single </w:t>
-      </w:r>
-      <w:r>
-        <w:rPr>
-          <w:lang w:val="en-US"/>
-        </w:rPr>
-        <w:t xml:space="preserve">file </w:t>
-      </w:r>
-      <w:r>
-        <w:rPr>
-          <w:lang w:val="en-US"/>
-        </w:rPr>
-        <w:t>(CSV)</w:t>
-      </w:r>
-      <w:r>
-        <w:rPr>
-          <w:lang w:val="en-US"/>
-        </w:rPr>
-        <w:t>.</w:t>
-      </w:r>
-      <w:r>
-        <w:rPr>
-          <w:lang w:val="en-US"/>
-        </w:rPr>
-        <w:t xml:space="preserve"> </w:t>
-      </w:r>
-      <w:r>
-        <w:rPr>
-          <w:lang w:val="en-US"/>
-        </w:rPr>
-        <w:t>E</w:t>
-      </w:r>
-      <w:r>
-        <w:rPr>
-          <w:lang w:val="en-US"/>
-        </w:rPr>
-        <w:t xml:space="preserve">verything </w:t>
-      </w:r>
-      <w:r>
-        <w:rPr>
-          <w:lang w:val="en-US"/>
-        </w:rPr>
-        <w:t>needed</w:t>
-      </w:r>
-      <w:r>
-        <w:rPr>
-          <w:lang w:val="en-US"/>
-        </w:rPr>
-        <w:t xml:space="preserve"> (products, </w:t>
-      </w:r>
-      <w:r>
-        <w:rPr>
-          <w:lang w:val="en-US"/>
-        </w:rPr>
-        <w:t>re</w:t>
-      </w:r>
-      <w:r>
-        <w:rPr>
-          <w:lang w:val="en-US"/>
-        </w:rPr>
-        <w:t>sellers, locations</w:t>
-      </w:r>
-      <w:r>
-        <w:rPr>
-          <w:lang w:val="en-US"/>
-        </w:rPr>
-        <w:t>, sales, discounts</w:t>
-      </w:r>
-      <w:r>
-        <w:rPr>
-          <w:lang w:val="en-US"/>
-        </w:rPr>
-        <w:t xml:space="preserve">) </w:t>
-      </w:r>
-      <w:r>
-        <w:rPr>
-          <w:lang w:val="en-US"/>
-        </w:rPr>
-        <w:t>is mixed together</w:t>
-      </w:r>
-      <w:r>
-        <w:rPr>
-          <w:lang w:val="en-US"/>
-        </w:rPr>
-        <w:t xml:space="preserve"> into</w:t>
-      </w:r>
-      <w:r>
-        <w:rPr>
-          <w:lang w:val="en-US"/>
-        </w:rPr>
-        <w:t xml:space="preserve"> a</w:t>
-      </w:r>
-      <w:r>
-        <w:rPr>
-          <w:lang w:val="en-US"/>
-        </w:rPr>
-        <w:t xml:space="preserve"> single </w:t>
-      </w:r>
-      <w:r>
-        <w:rPr>
-          <w:lang w:val="en-US"/>
-        </w:rPr>
-        <w:t>file</w:t>
-      </w:r>
-      <w:r>
-        <w:rPr>
-          <w:lang w:val="en-US"/>
-        </w:rPr>
-        <w:t xml:space="preserve">. </w:t>
-      </w:r>
-      <w:r>
-        <w:rPr>
-          <w:lang w:val="en-US"/>
-        </w:rPr>
-        <w:t>First step of this lesson to teach you how to</w:t>
-      </w:r>
-      <w:r>
-        <w:rPr>
-          <w:lang w:val="en-US"/>
-        </w:rPr>
-        <w:t xml:space="preserve"> obtain and transform the data</w:t>
-      </w:r>
-      <w:r>
-        <w:rPr>
-          <w:lang w:val="en-US"/>
-        </w:rPr>
-        <w:t xml:space="preserve"> into separate “business” tables</w:t>
-      </w:r>
-      <w:r>
-        <w:rPr>
-          <w:lang w:val="en-US"/>
-        </w:rPr>
-        <w:t>.</w:t>
-      </w:r>
-      <w:r>
-        <w:rPr>
-          <w:lang w:val="en-US"/>
-        </w:rPr>
-        <w:t xml:space="preserve"> </w:t>
-      </w:r>
-      <w:r>
-        <w:rPr>
-          <w:lang w:val="en-US"/>
-        </w:rPr>
-        <w:t>Then we will build</w:t>
-      </w:r>
-      <w:r>
-        <w:rPr>
-          <w:lang w:val="en-US"/>
-        </w:rPr>
-        <w:t xml:space="preserve"> </w:t>
-      </w:r>
-      <w:r>
-        <w:rPr>
-          <w:lang w:val="en-US"/>
-        </w:rPr>
-        <w:t>a data model</w:t>
-      </w:r>
-      <w:r>
-        <w:rPr>
-          <w:lang w:val="en-US"/>
-        </w:rPr>
-        <w:t xml:space="preserve"> </w:t>
-      </w:r>
-      <w:r>
-        <w:rPr>
-          <w:lang w:val="en-US"/>
-        </w:rPr>
-        <w:t xml:space="preserve">from these tables </w:t>
-      </w:r>
-      <w:r>
-        <w:rPr>
-          <w:lang w:val="en-US"/>
-        </w:rPr>
-        <w:t xml:space="preserve">and </w:t>
-      </w:r>
-      <w:r>
-        <w:rPr>
-          <w:lang w:val="en-US"/>
-        </w:rPr>
-        <w:t xml:space="preserve">add </w:t>
-      </w:r>
-      <w:r>
-        <w:rPr>
-          <w:lang w:val="en-US"/>
-        </w:rPr>
-        <w:t>DAX Measures (they are provided in separate file DAX_measures.txt)</w:t>
-      </w:r>
-      <w:r>
-        <w:rPr>
-          <w:lang w:val="en-US"/>
-        </w:rPr>
-        <w:t xml:space="preserve"> to them</w:t>
-      </w:r>
-      <w:r>
-        <w:rPr>
-          <w:lang w:val="en-US"/>
-        </w:rPr>
-        <w:t xml:space="preserve">. </w:t>
-      </w:r>
-      <w:r>
-        <w:rPr>
-          <w:lang w:val="en-US"/>
-        </w:rPr>
-        <w:t>Finally, we</w:t>
-      </w:r>
-      <w:r>
-        <w:rPr>
-          <w:lang w:val="en-US"/>
-        </w:rPr>
-        <w:t xml:space="preserve"> will </w:t>
-      </w:r>
-      <w:r>
-        <w:rPr>
-          <w:lang w:val="en-US"/>
-        </w:rPr>
-        <w:t>create</w:t>
-      </w:r>
-      <w:r>
-        <w:rPr>
-          <w:lang w:val="en-US"/>
-        </w:rPr>
-        <w:t xml:space="preserve"> visualizations (time perspective, product perspective, geography perspective, </w:t>
-      </w:r>
-      <w:r>
-        <w:rPr>
-          <w:lang w:val="en-US"/>
-        </w:rPr>
-        <w:t>resellers</w:t>
-      </w:r>
-      <w:r>
-        <w:rPr>
-          <w:lang w:val="en-US"/>
-        </w:rPr>
-        <w:t xml:space="preserve"> perspective), including</w:t>
-      </w:r>
-      <w:r>
-        <w:rPr>
-          <w:lang w:val="en-US"/>
-        </w:rPr>
-        <w:t xml:space="preserve"> little </w:t>
-      </w:r>
-      <w:r>
-        <w:rPr>
-          <w:lang w:val="en-US"/>
-        </w:rPr>
-        <w:t xml:space="preserve">more </w:t>
-      </w:r>
-      <w:r>
-        <w:rPr>
-          <w:lang w:val="en-US"/>
-        </w:rPr>
-        <w:t xml:space="preserve">advanced </w:t>
-      </w:r>
-      <w:r>
-        <w:rPr>
-          <w:lang w:val="en-US"/>
-        </w:rPr>
-        <w:t>features</w:t>
-      </w:r>
-      <w:r>
-        <w:rPr>
-          <w:lang w:val="en-US"/>
-        </w:rPr>
-        <w:t xml:space="preserve"> </w:t>
-      </w:r>
-      <w:r>
-        <w:rPr>
-          <w:lang w:val="en-US"/>
-        </w:rPr>
-        <w:t>like drilldowns, drill</w:t>
-      </w:r>
-      <w:r>
-        <w:rPr>
-          <w:lang w:val="en-US"/>
-        </w:rPr>
-        <w:t>-</w:t>
-      </w:r>
-      <w:r>
-        <w:rPr>
-          <w:lang w:val="en-US"/>
-        </w:rPr>
-        <w:t xml:space="preserve">through to detail, tooltip. </w:t>
-      </w:r>
-      <w:r>
-        <w:rPr>
-          <w:lang w:val="en-US"/>
-        </w:rPr>
-        <w:t>Slightly</w:t>
-      </w:r>
-      <w:r>
-        <w:rPr>
-          <w:lang w:val="en-US"/>
-        </w:rPr>
-        <w:t xml:space="preserve"> </w:t>
-      </w:r>
-      <w:r>
-        <w:rPr>
-          <w:lang w:val="en-US"/>
-        </w:rPr>
-        <w:t>advanced topic is</w:t>
-      </w:r>
-      <w:r>
-        <w:rPr>
-          <w:lang w:val="en-US"/>
-        </w:rPr>
-        <w:t xml:space="preserve"> the time analysis </w:t>
-      </w:r>
-      <w:r>
-        <w:rPr>
-          <w:lang w:val="en-US"/>
-        </w:rPr>
-        <w:t xml:space="preserve">page </w:t>
-      </w:r>
-      <w:r>
-        <w:rPr>
-          <w:lang w:val="en-US"/>
-        </w:rPr>
-        <w:t xml:space="preserve">– </w:t>
-      </w:r>
-      <w:r>
-        <w:rPr>
-          <w:lang w:val="en-US"/>
-        </w:rPr>
-        <w:t xml:space="preserve">e.g. we want to </w:t>
-      </w:r>
-      <w:r>
-        <w:rPr>
-          <w:lang w:val="en-US"/>
-        </w:rPr>
-        <w:t xml:space="preserve">compare </w:t>
-      </w:r>
-      <w:r>
-        <w:rPr>
-          <w:lang w:val="en-US"/>
-        </w:rPr>
-        <w:t xml:space="preserve">in each </w:t>
-      </w:r>
-      <w:r>
-        <w:rPr>
-          <w:lang w:val="en-US"/>
-        </w:rPr>
-        <w:t xml:space="preserve">line the sales for current period (year, month, week, ..) with sales for the </w:t>
-      </w:r>
-      <w:r>
-        <w:rPr>
-          <w:lang w:val="en-US"/>
-        </w:rPr>
-        <w:t xml:space="preserve">same period last year (same month last year, same week last year, ..). </w:t>
-      </w:r>
-      <w:r>
-        <w:rPr>
-          <w:lang w:val="en-US"/>
-        </w:rPr>
-        <w:t>C</w:t>
-      </w:r>
-      <w:r>
-        <w:rPr>
-          <w:lang w:val="en-US"/>
-        </w:rPr>
-        <w:t xml:space="preserve">hallenge </w:t>
-      </w:r>
-      <w:r>
-        <w:rPr>
-          <w:lang w:val="en-US"/>
-        </w:rPr>
-        <w:t xml:space="preserve">in </w:t>
-      </w:r>
-      <w:r>
-        <w:rPr>
-          <w:lang w:val="en-US"/>
-        </w:rPr>
-        <w:t xml:space="preserve">the </w:t>
-      </w:r>
-      <w:r>
-        <w:rPr>
-          <w:lang w:val="en-US"/>
-        </w:rPr>
-        <w:t xml:space="preserve">data modeling </w:t>
-      </w:r>
-      <w:r>
-        <w:rPr>
-          <w:lang w:val="en-US"/>
-        </w:rPr>
-        <w:t xml:space="preserve">is the fact that </w:t>
-      </w:r>
-      <w:r>
-        <w:rPr>
-          <w:lang w:val="en-US"/>
-        </w:rPr>
-        <w:t>each</w:t>
-      </w:r>
-      <w:r>
-        <w:rPr>
-          <w:lang w:val="en-US"/>
-        </w:rPr>
-        <w:t xml:space="preserve"> order has two different dates</w:t>
-      </w:r>
-      <w:r>
-        <w:rPr>
-          <w:lang w:val="en-US"/>
-        </w:rPr>
-        <w:t xml:space="preserve"> </w:t>
-      </w:r>
-      <w:r>
-        <w:rPr>
-          <w:lang w:val="en-US"/>
-        </w:rPr>
-        <w:t>–</w:t>
-      </w:r>
-      <w:r>
-        <w:rPr>
-          <w:lang w:val="en-US"/>
-        </w:rPr>
-        <w:t xml:space="preserve"> date </w:t>
-      </w:r>
-      <w:r>
-        <w:rPr>
-          <w:lang w:val="en-US"/>
-        </w:rPr>
-        <w:t xml:space="preserve">when the order was placed </w:t>
-      </w:r>
-      <w:r>
-        <w:rPr>
-          <w:lang w:val="en-US"/>
-        </w:rPr>
-        <w:t xml:space="preserve">and date </w:t>
-      </w:r>
-      <w:r>
-        <w:rPr>
-          <w:lang w:val="en-US"/>
-        </w:rPr>
-        <w:t>when the order was shipped</w:t>
-      </w:r>
-      <w:r>
-        <w:rPr>
-          <w:lang w:val="en-US"/>
-        </w:rPr>
-        <w:t>.</w:t>
-      </w:r>
-      <w:r>
-        <w:rPr>
-          <w:lang w:val="en-US"/>
-        </w:rPr>
-        <w:t xml:space="preserve"> We can link Calendar </w:t>
-      </w:r>
-      <w:r>
-        <w:rPr>
-          <w:lang w:val="en-US"/>
-        </w:rPr>
-        <w:t xml:space="preserve">table to only </w:t>
-      </w:r>
-      <w:r>
-        <w:rPr>
-          <w:lang w:val="en-US"/>
-        </w:rPr>
-        <w:t xml:space="preserve">one </w:t>
-      </w:r>
-      <w:r>
-        <w:rPr>
-          <w:lang w:val="en-US"/>
-        </w:rPr>
-        <w:t>of those dates (ordered/shipped)</w:t>
-      </w:r>
-      <w:r>
-        <w:rPr>
-          <w:lang w:val="en-US"/>
-        </w:rPr>
-        <w:t>, so</w:t>
-      </w:r>
-      <w:r>
-        <w:rPr>
-          <w:lang w:val="en-US"/>
-        </w:rPr>
-        <w:t xml:space="preserve"> </w:t>
-      </w:r>
-      <w:r>
-        <w:rPr>
-          <w:lang w:val="en-US"/>
-        </w:rPr>
-        <w:t xml:space="preserve">we need to </w:t>
-      </w:r>
-      <w:r>
-        <w:rPr>
-          <w:lang w:val="en-US"/>
-        </w:rPr>
-        <w:t>add</w:t>
-      </w:r>
-      <w:r>
-        <w:rPr>
-          <w:lang w:val="en-US"/>
-        </w:rPr>
-        <w:t xml:space="preserve"> inactive relation in order to be able to display </w:t>
-      </w:r>
-      <w:r>
-        <w:rPr>
-          <w:lang w:val="en-US"/>
-        </w:rPr>
-        <w:t xml:space="preserve">Ordered Sales Amount </w:t>
-      </w:r>
-      <w:r>
-        <w:rPr>
-          <w:lang w:val="en-US"/>
-        </w:rPr>
-        <w:t xml:space="preserve">and </w:t>
-      </w:r>
-      <w:r>
-        <w:rPr>
-          <w:lang w:val="en-US"/>
-        </w:rPr>
-        <w:t>Shipped Sales Amount at the same time next to each</w:t>
-      </w:r>
-      <w:r>
-        <w:rPr>
-          <w:lang w:val="en-US"/>
-        </w:rPr>
-        <w:t xml:space="preserve"> other</w:t>
-      </w:r>
-      <w:r>
-        <w:rPr>
-          <w:lang w:val="en-US"/>
-        </w:rPr>
-        <w:t xml:space="preserve"> </w:t>
-      </w:r>
-      <w:r>
-        <w:rPr>
-          <w:lang w:val="en-US"/>
-        </w:rPr>
-        <w:t>in one chart/table.</w:t>
-      </w:r>
-      <w:r>
-        <w:rPr>
-          <w:lang w:val="en-US"/>
-        </w:rPr>
-        <w:t xml:space="preserve"> </w:t>
-      </w:r>
-    </w:p>
-    <w:p>
-      <w:pPr>
+          <w:bCs/>
+        </w:rPr>
+      </w:pPr>
+      <w:r>
         <w:rPr>
           <w:b/>
-          <w:lang w:val="en-US"/>
-        </w:rPr>
+          <w:bCs/>
+        </w:rPr>
+        <w:t>1. Data Transformation &amp; Modeling</w:t>
+      </w:r>
+    </w:p>
+    <w:p>
+      <w:r>
+        <w:t>The raw data is provided as a single, "flat" CSV file containing mixed attributes (products, resellers, locations, and transactions).</w:t>
+      </w:r>
+    </w:p>
+    <w:p>
+      <w:pPr>
+        <w:numPr>
+          <w:ilvl w:val="0"/>
+          <w:numId w:val="5"/>
+        </w:numPr>
       </w:pPr>
       <w:r>
         <w:rPr>
           <w:b/>
-          <w:lang w:val="en-US"/>
-        </w:rPr>
+          <w:bCs/>
+        </w:rPr>
+        <w:t>Normalization:</w:t>
+      </w:r>
+      <w:r>
+        <w:t xml:space="preserve"> You will learn how to extract and transform this flat file into clean, relational "business" tables.</w:t>
+      </w:r>
+    </w:p>
+    <w:p>
+      <w:pPr>
+        <w:numPr>
+          <w:ilvl w:val="0"/>
+          <w:numId w:val="5"/>
+        </w:numPr>
+      </w:pPr>
+      <w:r>
+        <w:rPr>
+          <w:b/>
+          <w:bCs/>
+        </w:rPr>
+        <w:t>Data Modeling:</w:t>
+      </w:r>
+      <w:r>
+        <w:t xml:space="preserve"> We will establish a robust schema and integrate pre-defined </w:t>
+      </w:r>
+      <w:r>
+        <w:rPr>
+          <w:b/>
+          <w:bCs/>
+        </w:rPr>
+        <w:t>DAX Measures</w:t>
+      </w:r>
+      <w:r>
+        <w:t xml:space="preserve"> (provided in DAX_measures.txt).</w:t>
+      </w:r>
+    </w:p>
+    <w:p>
+      <w:pPr>
+        <w:numPr>
+          <w:ilvl w:val="0"/>
+          <w:numId w:val="5"/>
+        </w:numPr>
+      </w:pPr>
+      <w:r>
+        <w:rPr>
+          <w:b/>
+          <w:bCs/>
+        </w:rPr>
+        <w:t>Advanced Relationships:</w:t>
+      </w:r>
+      <w:r>
+        <w:t xml:space="preserve"> You will tackle the "Dual Date" challenge. Since each order has both an </w:t>
+      </w:r>
+      <w:r>
+        <w:rPr>
+          <w:b/>
+          <w:bCs/>
+        </w:rPr>
+        <w:t>Order Date</w:t>
+      </w:r>
+      <w:r>
+        <w:t xml:space="preserve"> and a </w:t>
+      </w:r>
+      <w:r>
+        <w:rPr>
+          <w:b/>
+          <w:bCs/>
+        </w:rPr>
+        <w:t>Ship Date</w:t>
+      </w:r>
+      <w:r>
+        <w:t xml:space="preserve">, we will implement </w:t>
+      </w:r>
+      <w:r>
+        <w:rPr>
+          <w:b/>
+          <w:bCs/>
+        </w:rPr>
+        <w:t>inactive relationship</w:t>
+      </w:r>
+      <w:r>
+        <w:t xml:space="preserve"> to allow for simultaneous reporting of "Ordered" vs. "Shipped" amounts in a single visual.</w:t>
+      </w:r>
+    </w:p>
+    <w:p>
+      <w:pPr>
+        <w:rPr>
+          <w:b/>
+          <w:bCs/>
+        </w:rPr>
+      </w:pPr>
+      <w:r>
+        <w:rPr>
+          <w:b/>
+          <w:bCs/>
+        </w:rPr>
+        <w:t>2. Visualization &amp; Analytics</w:t>
+      </w:r>
+    </w:p>
+    <w:p>
+      <w:r>
+        <w:t>We will build an interactive dashboard featuring:</w:t>
+      </w:r>
+    </w:p>
+    <w:p>
+      <w:pPr>
+        <w:numPr>
+          <w:ilvl w:val="0"/>
+          <w:numId w:val="6"/>
+        </w:numPr>
+      </w:pPr>
+      <w:r>
+        <w:rPr>
+          <w:b/>
+          <w:bCs/>
+        </w:rPr>
+        <w:t>Multi-Perspective Analysis:</w:t>
+      </w:r>
+      <w:r>
+        <w:t xml:space="preserve"> Detailed views for Time, Product, Geography, and Resellers.</w:t>
+      </w:r>
+    </w:p>
+    <w:p>
+      <w:pPr>
+        <w:numPr>
+          <w:ilvl w:val="0"/>
+          <w:numId w:val="6"/>
+        </w:numPr>
+      </w:pPr>
+      <w:r>
+        <w:rPr>
+          <w:b/>
+          <w:bCs/>
+        </w:rPr>
+        <w:t>User Experience Features:</w:t>
+      </w:r>
+      <w:r>
+        <w:t xml:space="preserve"> Implementation of drill-downs, drill-throughs, and custom tooltips.</w:t>
+      </w:r>
+    </w:p>
+    <w:p>
+      <w:pPr>
+        <w:numPr>
+          <w:ilvl w:val="0"/>
+          <w:numId w:val="6"/>
+        </w:numPr>
+      </w:pPr>
+      <w:r>
+        <w:rPr>
+          <w:b/>
+          <w:bCs/>
+        </w:rPr>
+        <w:t>Time Intelligence:</w:t>
+      </w:r>
+      <w:r>
+        <w:t xml:space="preserve"> A deep dive into </w:t>
+      </w:r>
+      <w:r>
+        <w:rPr>
+          <w:b/>
+          <w:bCs/>
+        </w:rPr>
+        <w:t>Year-over-Year (YoY)</w:t>
+      </w:r>
+      <w:r>
+        <w:t xml:space="preserve"> performance, comparing current sales against the same period (month/week) from the previous year.</w:t>
+      </w:r>
+    </w:p>
+    <w:p>
+      <w:pPr>
+        <w:rPr>
+          <w:b/>
+          <w:lang w:val="en-US"/>
+        </w:rPr>
+      </w:pPr>
+      <w:r>
+        <w:rPr>
+          <w:b/>
+          <w:lang w:val="en-US"/>
+        </w:rPr>
+        <w:lastRenderedPageBreak/>
         <w:t xml:space="preserve">List of high-level </w:t>
       </w:r>
       <w:r>
@@ -1149,7 +643,7 @@
           <w:b/>
           <w:lang w:val="en-US"/>
         </w:rPr>
-        <w:t>steps:</w:t>
+        <w:t>steps</w:t>
       </w:r>
     </w:p>
     <w:p>
@@ -1258,21 +752,21 @@
           <w:bCs/>
           <w:lang w:val="en-US"/>
         </w:rPr>
-        <w:t>, c</w:t>
-      </w:r>
-      <w:r>
-        <w:rPr>
-          <w:bCs/>
-          <w:lang w:val="en-US"/>
-        </w:rPr>
-        <w:t>reate “Calendar” table (DAX function CALENDARAUTO() + add columns like Year, Month, Month Sort)</w:t>
-      </w:r>
-      <w:r>
-        <w:rPr>
-          <w:bCs/>
-          <w:lang w:val="en-US"/>
-        </w:rPr>
-        <w:t xml:space="preserve">, check auto-created/create realtions between tables </w:t>
+        <w:t>, create “Calendar” table (DAX function CALENDARAUTO() + add columns like Year, Month, Month Sort), check auto-created/create re</w:t>
+      </w:r>
+      <w:r>
+        <w:rPr>
+          <w:bCs/>
+          <w:lang w:val="en-US"/>
+        </w:rPr>
+        <w:t>la</w:t>
+      </w:r>
+      <w:r>
+        <w:rPr>
+          <w:bCs/>
+          <w:lang w:val="en-US"/>
+        </w:rPr>
+        <w:t xml:space="preserve">tions between tables </w:t>
       </w:r>
     </w:p>
     <w:p>
@@ -1411,13 +905,14 @@
         </w:rPr>
         <w:t xml:space="preserve"> to the Power BI service https://app.powerbi.com </w:t>
       </w:r>
-      <w:r>
+    </w:p>
+    <w:p>
+      <w:pPr>
         <w:rPr>
           <w:b/>
           <w:lang w:val="en-US"/>
         </w:rPr>
-        <w:br w:type="page"/>
-      </w:r>
+      </w:pPr>
     </w:p>
     <w:p>
       <w:pPr>
@@ -1431,7 +926,2156 @@
           <w:b/>
           <w:lang w:val="en-US"/>
         </w:rPr>
-        <w:lastRenderedPageBreak/>
+        <w:t xml:space="preserve">Target tables for </w:t>
+      </w:r>
+      <w:r>
+        <w:rPr>
+          <w:b/>
+          <w:lang w:val="en-US"/>
+        </w:rPr>
+        <w:t xml:space="preserve">columns </w:t>
+      </w:r>
+      <w:r>
+        <w:rPr>
+          <w:b/>
+          <w:lang w:val="en-US"/>
+        </w:rPr>
+        <w:t>from</w:t>
+      </w:r>
+      <w:r>
+        <w:rPr>
+          <w:b/>
+          <w:lang w:val="en-US"/>
+        </w:rPr>
+        <w:t xml:space="preserve"> </w:t>
+      </w:r>
+      <w:r>
+        <w:rPr>
+          <w:b/>
+          <w:lang w:val="en-US"/>
+        </w:rPr>
+        <w:t>data.</w:t>
+      </w:r>
+      <w:r>
+        <w:rPr>
+          <w:b/>
+          <w:lang w:val="en-US"/>
+        </w:rPr>
+        <w:t>csv</w:t>
+      </w:r>
+    </w:p>
+    <w:tbl>
+      <w:tblPr>
+        <w:tblW w:w="5780" w:type="dxa"/>
+        <w:tblInd w:w="360" w:type="dxa"/>
+        <w:tblCellMar>
+          <w:left w:w="70" w:type="dxa"/>
+          <w:right w:w="70" w:type="dxa"/>
+        </w:tblCellMar>
+        <w:tblLook w:val="04A0" w:firstRow="1" w:lastRow="0" w:firstColumn="1" w:lastColumn="0" w:noHBand="0" w:noVBand="1"/>
+      </w:tblPr>
+      <w:tblGrid>
+        <w:gridCol w:w="3100"/>
+        <w:gridCol w:w="2680"/>
+      </w:tblGrid>
+      <w:tr>
+        <w:trPr>
+          <w:trHeight w:val="288"/>
+        </w:trPr>
+        <w:tc>
+          <w:tcPr>
+            <w:tcW w:w="3100" w:type="dxa"/>
+            <w:tcBorders>
+              <w:top w:val="single" w:sz="4" w:space="0" w:color="auto"/>
+              <w:left w:val="single" w:sz="4" w:space="0" w:color="auto"/>
+              <w:bottom w:val="single" w:sz="4" w:space="0" w:color="auto"/>
+              <w:right w:val="single" w:sz="4" w:space="0" w:color="auto"/>
+            </w:tcBorders>
+            <w:noWrap/>
+            <w:vAlign w:val="bottom"/>
+            <w:hideMark/>
+          </w:tcPr>
+          <w:p>
+            <w:pPr>
+              <w:spacing w:after="0" w:line="240" w:lineRule="auto"/>
+              <w:rPr>
+                <w:rFonts w:ascii="Aptos Narrow" w:eastAsia="Times New Roman" w:hAnsi="Aptos Narrow" w:cs="Times New Roman"/>
+                <w:b/>
+                <w:bCs/>
+                <w:color w:val="000000"/>
+                <w:lang w:eastAsia="cs-CZ"/>
+              </w:rPr>
+            </w:pPr>
+            <w:r>
+              <w:rPr>
+                <w:rFonts w:ascii="Aptos Narrow" w:eastAsia="Times New Roman" w:hAnsi="Aptos Narrow" w:cs="Times New Roman"/>
+                <w:b/>
+                <w:bCs/>
+                <w:color w:val="000000"/>
+                <w:lang w:eastAsia="cs-CZ"/>
+              </w:rPr>
+              <w:t xml:space="preserve">Source </w:t>
+            </w:r>
+            <w:r>
+              <w:rPr>
+                <w:rFonts w:ascii="Aptos Narrow" w:eastAsia="Times New Roman" w:hAnsi="Aptos Narrow" w:cs="Times New Roman"/>
+                <w:b/>
+                <w:bCs/>
+                <w:color w:val="000000"/>
+                <w:lang w:eastAsia="cs-CZ"/>
+              </w:rPr>
+              <w:t>d</w:t>
+            </w:r>
+            <w:r>
+              <w:rPr>
+                <w:rFonts w:ascii="Aptos Narrow" w:eastAsia="Times New Roman" w:hAnsi="Aptos Narrow" w:cs="Times New Roman"/>
+                <w:b/>
+                <w:bCs/>
+                <w:color w:val="000000"/>
+                <w:lang w:eastAsia="cs-CZ"/>
+              </w:rPr>
+              <w:t xml:space="preserve">ata </w:t>
+            </w:r>
+            <w:r>
+              <w:rPr>
+                <w:rFonts w:ascii="Aptos Narrow" w:eastAsia="Times New Roman" w:hAnsi="Aptos Narrow" w:cs="Times New Roman"/>
+                <w:b/>
+                <w:bCs/>
+                <w:color w:val="000000"/>
+                <w:lang w:eastAsia="cs-CZ"/>
+              </w:rPr>
+              <w:t>c</w:t>
+            </w:r>
+            <w:r>
+              <w:rPr>
+                <w:rFonts w:ascii="Aptos Narrow" w:eastAsia="Times New Roman" w:hAnsi="Aptos Narrow" w:cs="Times New Roman"/>
+                <w:b/>
+                <w:bCs/>
+                <w:color w:val="000000"/>
+                <w:lang w:eastAsia="cs-CZ"/>
+              </w:rPr>
+              <w:t>olumn</w:t>
+            </w:r>
+          </w:p>
+        </w:tc>
+        <w:tc>
+          <w:tcPr>
+            <w:tcW w:w="2680" w:type="dxa"/>
+            <w:tcBorders>
+              <w:top w:val="single" w:sz="4" w:space="0" w:color="auto"/>
+              <w:left w:val="nil"/>
+              <w:bottom w:val="single" w:sz="4" w:space="0" w:color="auto"/>
+              <w:right w:val="single" w:sz="4" w:space="0" w:color="auto"/>
+            </w:tcBorders>
+            <w:noWrap/>
+            <w:vAlign w:val="bottom"/>
+            <w:hideMark/>
+          </w:tcPr>
+          <w:p>
+            <w:pPr>
+              <w:spacing w:after="0" w:line="240" w:lineRule="auto"/>
+              <w:rPr>
+                <w:rFonts w:ascii="Aptos Narrow" w:eastAsia="Times New Roman" w:hAnsi="Aptos Narrow" w:cs="Times New Roman"/>
+                <w:b/>
+                <w:bCs/>
+                <w:color w:val="000000"/>
+                <w:lang w:eastAsia="cs-CZ"/>
+              </w:rPr>
+            </w:pPr>
+            <w:r>
+              <w:rPr>
+                <w:rFonts w:ascii="Aptos Narrow" w:eastAsia="Times New Roman" w:hAnsi="Aptos Narrow" w:cs="Times New Roman"/>
+                <w:b/>
+                <w:bCs/>
+                <w:color w:val="000000"/>
+                <w:lang w:eastAsia="cs-CZ"/>
+              </w:rPr>
+              <w:t xml:space="preserve">Target </w:t>
+            </w:r>
+            <w:r>
+              <w:rPr>
+                <w:rFonts w:ascii="Aptos Narrow" w:eastAsia="Times New Roman" w:hAnsi="Aptos Narrow" w:cs="Times New Roman"/>
+                <w:b/>
+                <w:bCs/>
+                <w:color w:val="000000"/>
+                <w:lang w:eastAsia="cs-CZ"/>
+              </w:rPr>
+              <w:t>business t</w:t>
+            </w:r>
+            <w:r>
+              <w:rPr>
+                <w:rFonts w:ascii="Aptos Narrow" w:eastAsia="Times New Roman" w:hAnsi="Aptos Narrow" w:cs="Times New Roman"/>
+                <w:b/>
+                <w:bCs/>
+                <w:color w:val="000000"/>
+                <w:lang w:eastAsia="cs-CZ"/>
+              </w:rPr>
+              <w:t>able(s)</w:t>
+            </w:r>
+          </w:p>
+        </w:tc>
+      </w:tr>
+      <w:tr>
+        <w:trPr>
+          <w:trHeight w:val="288"/>
+        </w:trPr>
+        <w:tc>
+          <w:tcPr>
+            <w:tcW w:w="3100" w:type="dxa"/>
+            <w:tcBorders>
+              <w:top w:val="nil"/>
+              <w:left w:val="single" w:sz="4" w:space="0" w:color="auto"/>
+              <w:bottom w:val="single" w:sz="4" w:space="0" w:color="auto"/>
+              <w:right w:val="single" w:sz="4" w:space="0" w:color="auto"/>
+            </w:tcBorders>
+            <w:noWrap/>
+            <w:vAlign w:val="bottom"/>
+            <w:hideMark/>
+          </w:tcPr>
+          <w:p>
+            <w:pPr>
+              <w:spacing w:after="0" w:line="240" w:lineRule="auto"/>
+              <w:rPr>
+                <w:rFonts w:ascii="Aptos Narrow" w:eastAsia="Times New Roman" w:hAnsi="Aptos Narrow" w:cs="Times New Roman"/>
+                <w:color w:val="000000"/>
+                <w:lang w:eastAsia="cs-CZ"/>
+              </w:rPr>
+            </w:pPr>
+            <w:r>
+              <w:rPr>
+                <w:rFonts w:ascii="Aptos Narrow" w:eastAsia="Times New Roman" w:hAnsi="Aptos Narrow" w:cs="Times New Roman"/>
+                <w:color w:val="000000"/>
+                <w:lang w:eastAsia="cs-CZ"/>
+              </w:rPr>
+              <w:t>ProductKey</w:t>
+            </w:r>
+          </w:p>
+        </w:tc>
+        <w:tc>
+          <w:tcPr>
+            <w:tcW w:w="2680" w:type="dxa"/>
+            <w:tcBorders>
+              <w:top w:val="nil"/>
+              <w:left w:val="nil"/>
+              <w:bottom w:val="single" w:sz="4" w:space="0" w:color="auto"/>
+              <w:right w:val="single" w:sz="4" w:space="0" w:color="auto"/>
+            </w:tcBorders>
+            <w:noWrap/>
+            <w:vAlign w:val="bottom"/>
+            <w:hideMark/>
+          </w:tcPr>
+          <w:p>
+            <w:pPr>
+              <w:spacing w:after="0" w:line="240" w:lineRule="auto"/>
+              <w:rPr>
+                <w:rFonts w:ascii="Aptos Narrow" w:eastAsia="Times New Roman" w:hAnsi="Aptos Narrow" w:cs="Times New Roman"/>
+                <w:color w:val="000000"/>
+                <w:lang w:eastAsia="cs-CZ"/>
+              </w:rPr>
+            </w:pPr>
+            <w:r>
+              <w:rPr>
+                <w:rFonts w:ascii="Aptos Narrow" w:eastAsia="Times New Roman" w:hAnsi="Aptos Narrow" w:cs="Times New Roman"/>
+                <w:color w:val="000000"/>
+                <w:lang w:eastAsia="cs-CZ"/>
+              </w:rPr>
+              <w:t>Product, Sales</w:t>
+            </w:r>
+          </w:p>
+        </w:tc>
+      </w:tr>
+      <w:tr>
+        <w:trPr>
+          <w:trHeight w:val="288"/>
+        </w:trPr>
+        <w:tc>
+          <w:tcPr>
+            <w:tcW w:w="3100" w:type="dxa"/>
+            <w:tcBorders>
+              <w:top w:val="nil"/>
+              <w:left w:val="single" w:sz="4" w:space="0" w:color="auto"/>
+              <w:bottom w:val="single" w:sz="4" w:space="0" w:color="auto"/>
+              <w:right w:val="single" w:sz="4" w:space="0" w:color="auto"/>
+            </w:tcBorders>
+            <w:noWrap/>
+            <w:vAlign w:val="bottom"/>
+            <w:hideMark/>
+          </w:tcPr>
+          <w:p>
+            <w:pPr>
+              <w:spacing w:after="0" w:line="240" w:lineRule="auto"/>
+              <w:rPr>
+                <w:rFonts w:ascii="Aptos Narrow" w:eastAsia="Times New Roman" w:hAnsi="Aptos Narrow" w:cs="Times New Roman"/>
+                <w:color w:val="000000"/>
+                <w:lang w:eastAsia="cs-CZ"/>
+              </w:rPr>
+            </w:pPr>
+            <w:r>
+              <w:rPr>
+                <w:rFonts w:ascii="Aptos Narrow" w:eastAsia="Times New Roman" w:hAnsi="Aptos Narrow" w:cs="Times New Roman"/>
+                <w:color w:val="000000"/>
+                <w:lang w:eastAsia="cs-CZ"/>
+              </w:rPr>
+              <w:t>EnglishProductName</w:t>
+            </w:r>
+          </w:p>
+        </w:tc>
+        <w:tc>
+          <w:tcPr>
+            <w:tcW w:w="2680" w:type="dxa"/>
+            <w:tcBorders>
+              <w:top w:val="nil"/>
+              <w:left w:val="nil"/>
+              <w:bottom w:val="single" w:sz="4" w:space="0" w:color="auto"/>
+              <w:right w:val="single" w:sz="4" w:space="0" w:color="auto"/>
+            </w:tcBorders>
+            <w:noWrap/>
+            <w:vAlign w:val="bottom"/>
+            <w:hideMark/>
+          </w:tcPr>
+          <w:p>
+            <w:pPr>
+              <w:spacing w:after="0" w:line="240" w:lineRule="auto"/>
+              <w:rPr>
+                <w:rFonts w:ascii="Aptos Narrow" w:eastAsia="Times New Roman" w:hAnsi="Aptos Narrow" w:cs="Times New Roman"/>
+                <w:color w:val="000000"/>
+                <w:lang w:eastAsia="cs-CZ"/>
+              </w:rPr>
+            </w:pPr>
+            <w:r>
+              <w:rPr>
+                <w:rFonts w:ascii="Aptos Narrow" w:eastAsia="Times New Roman" w:hAnsi="Aptos Narrow" w:cs="Times New Roman"/>
+                <w:color w:val="000000"/>
+                <w:lang w:eastAsia="cs-CZ"/>
+              </w:rPr>
+              <w:t>Product</w:t>
+            </w:r>
+          </w:p>
+        </w:tc>
+      </w:tr>
+      <w:tr>
+        <w:trPr>
+          <w:trHeight w:val="288"/>
+        </w:trPr>
+        <w:tc>
+          <w:tcPr>
+            <w:tcW w:w="3100" w:type="dxa"/>
+            <w:tcBorders>
+              <w:top w:val="nil"/>
+              <w:left w:val="single" w:sz="4" w:space="0" w:color="auto"/>
+              <w:bottom w:val="single" w:sz="4" w:space="0" w:color="auto"/>
+              <w:right w:val="single" w:sz="4" w:space="0" w:color="auto"/>
+            </w:tcBorders>
+            <w:noWrap/>
+            <w:vAlign w:val="bottom"/>
+            <w:hideMark/>
+          </w:tcPr>
+          <w:p>
+            <w:pPr>
+              <w:spacing w:after="0" w:line="240" w:lineRule="auto"/>
+              <w:rPr>
+                <w:rFonts w:ascii="Aptos Narrow" w:eastAsia="Times New Roman" w:hAnsi="Aptos Narrow" w:cs="Times New Roman"/>
+                <w:color w:val="000000"/>
+                <w:lang w:eastAsia="cs-CZ"/>
+              </w:rPr>
+            </w:pPr>
+            <w:r>
+              <w:rPr>
+                <w:rFonts w:ascii="Aptos Narrow" w:eastAsia="Times New Roman" w:hAnsi="Aptos Narrow" w:cs="Times New Roman"/>
+                <w:color w:val="000000"/>
+                <w:lang w:eastAsia="cs-CZ"/>
+              </w:rPr>
+              <w:t>ModelName</w:t>
+            </w:r>
+          </w:p>
+        </w:tc>
+        <w:tc>
+          <w:tcPr>
+            <w:tcW w:w="2680" w:type="dxa"/>
+            <w:tcBorders>
+              <w:top w:val="nil"/>
+              <w:left w:val="nil"/>
+              <w:bottom w:val="single" w:sz="4" w:space="0" w:color="auto"/>
+              <w:right w:val="single" w:sz="4" w:space="0" w:color="auto"/>
+            </w:tcBorders>
+            <w:noWrap/>
+            <w:vAlign w:val="bottom"/>
+            <w:hideMark/>
+          </w:tcPr>
+          <w:p>
+            <w:pPr>
+              <w:spacing w:after="0" w:line="240" w:lineRule="auto"/>
+              <w:rPr>
+                <w:rFonts w:ascii="Aptos Narrow" w:eastAsia="Times New Roman" w:hAnsi="Aptos Narrow" w:cs="Times New Roman"/>
+                <w:color w:val="000000"/>
+                <w:lang w:eastAsia="cs-CZ"/>
+              </w:rPr>
+            </w:pPr>
+            <w:r>
+              <w:rPr>
+                <w:rFonts w:ascii="Aptos Narrow" w:eastAsia="Times New Roman" w:hAnsi="Aptos Narrow" w:cs="Times New Roman"/>
+                <w:color w:val="000000"/>
+                <w:lang w:eastAsia="cs-CZ"/>
+              </w:rPr>
+              <w:t>Product</w:t>
+            </w:r>
+          </w:p>
+        </w:tc>
+      </w:tr>
+      <w:tr>
+        <w:trPr>
+          <w:trHeight w:val="288"/>
+        </w:trPr>
+        <w:tc>
+          <w:tcPr>
+            <w:tcW w:w="3100" w:type="dxa"/>
+            <w:tcBorders>
+              <w:top w:val="nil"/>
+              <w:left w:val="single" w:sz="4" w:space="0" w:color="auto"/>
+              <w:bottom w:val="single" w:sz="4" w:space="0" w:color="auto"/>
+              <w:right w:val="single" w:sz="4" w:space="0" w:color="auto"/>
+            </w:tcBorders>
+            <w:noWrap/>
+            <w:vAlign w:val="bottom"/>
+            <w:hideMark/>
+          </w:tcPr>
+          <w:p>
+            <w:pPr>
+              <w:spacing w:after="0" w:line="240" w:lineRule="auto"/>
+              <w:rPr>
+                <w:rFonts w:ascii="Aptos Narrow" w:eastAsia="Times New Roman" w:hAnsi="Aptos Narrow" w:cs="Times New Roman"/>
+                <w:color w:val="000000"/>
+                <w:lang w:eastAsia="cs-CZ"/>
+              </w:rPr>
+            </w:pPr>
+            <w:r>
+              <w:rPr>
+                <w:rFonts w:ascii="Aptos Narrow" w:eastAsia="Times New Roman" w:hAnsi="Aptos Narrow" w:cs="Times New Roman"/>
+                <w:color w:val="000000"/>
+                <w:lang w:eastAsia="cs-CZ"/>
+              </w:rPr>
+              <w:t>Color</w:t>
+            </w:r>
+          </w:p>
+        </w:tc>
+        <w:tc>
+          <w:tcPr>
+            <w:tcW w:w="2680" w:type="dxa"/>
+            <w:tcBorders>
+              <w:top w:val="nil"/>
+              <w:left w:val="nil"/>
+              <w:bottom w:val="single" w:sz="4" w:space="0" w:color="auto"/>
+              <w:right w:val="single" w:sz="4" w:space="0" w:color="auto"/>
+            </w:tcBorders>
+            <w:noWrap/>
+            <w:vAlign w:val="bottom"/>
+            <w:hideMark/>
+          </w:tcPr>
+          <w:p>
+            <w:pPr>
+              <w:spacing w:after="0" w:line="240" w:lineRule="auto"/>
+              <w:rPr>
+                <w:rFonts w:ascii="Aptos Narrow" w:eastAsia="Times New Roman" w:hAnsi="Aptos Narrow" w:cs="Times New Roman"/>
+                <w:color w:val="000000"/>
+                <w:lang w:eastAsia="cs-CZ"/>
+              </w:rPr>
+            </w:pPr>
+            <w:r>
+              <w:rPr>
+                <w:rFonts w:ascii="Aptos Narrow" w:eastAsia="Times New Roman" w:hAnsi="Aptos Narrow" w:cs="Times New Roman"/>
+                <w:color w:val="000000"/>
+                <w:lang w:eastAsia="cs-CZ"/>
+              </w:rPr>
+              <w:t>Product</w:t>
+            </w:r>
+          </w:p>
+        </w:tc>
+      </w:tr>
+      <w:tr>
+        <w:trPr>
+          <w:trHeight w:val="288"/>
+        </w:trPr>
+        <w:tc>
+          <w:tcPr>
+            <w:tcW w:w="3100" w:type="dxa"/>
+            <w:tcBorders>
+              <w:top w:val="nil"/>
+              <w:left w:val="single" w:sz="4" w:space="0" w:color="auto"/>
+              <w:bottom w:val="single" w:sz="4" w:space="0" w:color="auto"/>
+              <w:right w:val="single" w:sz="4" w:space="0" w:color="auto"/>
+            </w:tcBorders>
+            <w:noWrap/>
+            <w:vAlign w:val="bottom"/>
+            <w:hideMark/>
+          </w:tcPr>
+          <w:p>
+            <w:pPr>
+              <w:spacing w:after="0" w:line="240" w:lineRule="auto"/>
+              <w:rPr>
+                <w:rFonts w:ascii="Aptos Narrow" w:eastAsia="Times New Roman" w:hAnsi="Aptos Narrow" w:cs="Times New Roman"/>
+                <w:color w:val="000000"/>
+                <w:lang w:eastAsia="cs-CZ"/>
+              </w:rPr>
+            </w:pPr>
+            <w:r>
+              <w:rPr>
+                <w:rFonts w:ascii="Aptos Narrow" w:eastAsia="Times New Roman" w:hAnsi="Aptos Narrow" w:cs="Times New Roman"/>
+                <w:color w:val="000000"/>
+                <w:lang w:eastAsia="cs-CZ"/>
+              </w:rPr>
+              <w:t>StandardCost</w:t>
+            </w:r>
+          </w:p>
+        </w:tc>
+        <w:tc>
+          <w:tcPr>
+            <w:tcW w:w="2680" w:type="dxa"/>
+            <w:tcBorders>
+              <w:top w:val="nil"/>
+              <w:left w:val="nil"/>
+              <w:bottom w:val="single" w:sz="4" w:space="0" w:color="auto"/>
+              <w:right w:val="single" w:sz="4" w:space="0" w:color="auto"/>
+            </w:tcBorders>
+            <w:noWrap/>
+            <w:vAlign w:val="bottom"/>
+            <w:hideMark/>
+          </w:tcPr>
+          <w:p>
+            <w:pPr>
+              <w:spacing w:after="0" w:line="240" w:lineRule="auto"/>
+              <w:rPr>
+                <w:rFonts w:ascii="Aptos Narrow" w:eastAsia="Times New Roman" w:hAnsi="Aptos Narrow" w:cs="Times New Roman"/>
+                <w:color w:val="000000"/>
+                <w:lang w:eastAsia="cs-CZ"/>
+              </w:rPr>
+            </w:pPr>
+            <w:r>
+              <w:rPr>
+                <w:rFonts w:ascii="Aptos Narrow" w:eastAsia="Times New Roman" w:hAnsi="Aptos Narrow" w:cs="Times New Roman"/>
+                <w:color w:val="000000"/>
+                <w:lang w:eastAsia="cs-CZ"/>
+              </w:rPr>
+              <w:t>Product</w:t>
+            </w:r>
+          </w:p>
+        </w:tc>
+      </w:tr>
+      <w:tr>
+        <w:trPr>
+          <w:trHeight w:val="288"/>
+        </w:trPr>
+        <w:tc>
+          <w:tcPr>
+            <w:tcW w:w="3100" w:type="dxa"/>
+            <w:tcBorders>
+              <w:top w:val="nil"/>
+              <w:left w:val="single" w:sz="4" w:space="0" w:color="auto"/>
+              <w:bottom w:val="single" w:sz="4" w:space="0" w:color="auto"/>
+              <w:right w:val="single" w:sz="4" w:space="0" w:color="auto"/>
+            </w:tcBorders>
+            <w:noWrap/>
+            <w:vAlign w:val="bottom"/>
+            <w:hideMark/>
+          </w:tcPr>
+          <w:p>
+            <w:pPr>
+              <w:spacing w:after="0" w:line="240" w:lineRule="auto"/>
+              <w:rPr>
+                <w:rFonts w:ascii="Aptos Narrow" w:eastAsia="Times New Roman" w:hAnsi="Aptos Narrow" w:cs="Times New Roman"/>
+                <w:color w:val="000000"/>
+                <w:lang w:eastAsia="cs-CZ"/>
+              </w:rPr>
+            </w:pPr>
+            <w:r>
+              <w:rPr>
+                <w:rFonts w:ascii="Aptos Narrow" w:eastAsia="Times New Roman" w:hAnsi="Aptos Narrow" w:cs="Times New Roman"/>
+                <w:color w:val="000000"/>
+                <w:lang w:eastAsia="cs-CZ"/>
+              </w:rPr>
+              <w:t>ProductSubcategoryKey</w:t>
+            </w:r>
+          </w:p>
+        </w:tc>
+        <w:tc>
+          <w:tcPr>
+            <w:tcW w:w="2680" w:type="dxa"/>
+            <w:tcBorders>
+              <w:top w:val="nil"/>
+              <w:left w:val="nil"/>
+              <w:bottom w:val="single" w:sz="4" w:space="0" w:color="auto"/>
+              <w:right w:val="single" w:sz="4" w:space="0" w:color="auto"/>
+            </w:tcBorders>
+            <w:noWrap/>
+            <w:vAlign w:val="bottom"/>
+            <w:hideMark/>
+          </w:tcPr>
+          <w:p>
+            <w:pPr>
+              <w:spacing w:after="0" w:line="240" w:lineRule="auto"/>
+              <w:rPr>
+                <w:rFonts w:ascii="Aptos Narrow" w:eastAsia="Times New Roman" w:hAnsi="Aptos Narrow" w:cs="Times New Roman"/>
+                <w:color w:val="000000"/>
+                <w:lang w:eastAsia="cs-CZ"/>
+              </w:rPr>
+            </w:pPr>
+            <w:r>
+              <w:rPr>
+                <w:rFonts w:ascii="Aptos Narrow" w:eastAsia="Times New Roman" w:hAnsi="Aptos Narrow" w:cs="Times New Roman"/>
+                <w:color w:val="000000"/>
+                <w:lang w:eastAsia="cs-CZ"/>
+              </w:rPr>
+              <w:t>Product</w:t>
+            </w:r>
+          </w:p>
+        </w:tc>
+      </w:tr>
+      <w:tr>
+        <w:trPr>
+          <w:trHeight w:val="288"/>
+        </w:trPr>
+        <w:tc>
+          <w:tcPr>
+            <w:tcW w:w="3100" w:type="dxa"/>
+            <w:tcBorders>
+              <w:top w:val="nil"/>
+              <w:left w:val="single" w:sz="4" w:space="0" w:color="auto"/>
+              <w:bottom w:val="single" w:sz="4" w:space="0" w:color="auto"/>
+              <w:right w:val="single" w:sz="4" w:space="0" w:color="auto"/>
+            </w:tcBorders>
+            <w:noWrap/>
+            <w:vAlign w:val="bottom"/>
+            <w:hideMark/>
+          </w:tcPr>
+          <w:p>
+            <w:pPr>
+              <w:spacing w:after="0" w:line="240" w:lineRule="auto"/>
+              <w:rPr>
+                <w:rFonts w:ascii="Aptos Narrow" w:eastAsia="Times New Roman" w:hAnsi="Aptos Narrow" w:cs="Times New Roman"/>
+                <w:color w:val="000000"/>
+                <w:lang w:eastAsia="cs-CZ"/>
+              </w:rPr>
+            </w:pPr>
+            <w:r>
+              <w:rPr>
+                <w:rFonts w:ascii="Aptos Narrow" w:eastAsia="Times New Roman" w:hAnsi="Aptos Narrow" w:cs="Times New Roman"/>
+                <w:color w:val="000000"/>
+                <w:lang w:eastAsia="cs-CZ"/>
+              </w:rPr>
+              <w:t>EnglishProductSubcategoryName</w:t>
+            </w:r>
+          </w:p>
+        </w:tc>
+        <w:tc>
+          <w:tcPr>
+            <w:tcW w:w="2680" w:type="dxa"/>
+            <w:tcBorders>
+              <w:top w:val="nil"/>
+              <w:left w:val="nil"/>
+              <w:bottom w:val="single" w:sz="4" w:space="0" w:color="auto"/>
+              <w:right w:val="single" w:sz="4" w:space="0" w:color="auto"/>
+            </w:tcBorders>
+            <w:noWrap/>
+            <w:vAlign w:val="bottom"/>
+            <w:hideMark/>
+          </w:tcPr>
+          <w:p>
+            <w:pPr>
+              <w:spacing w:after="0" w:line="240" w:lineRule="auto"/>
+              <w:rPr>
+                <w:rFonts w:ascii="Aptos Narrow" w:eastAsia="Times New Roman" w:hAnsi="Aptos Narrow" w:cs="Times New Roman"/>
+                <w:color w:val="000000"/>
+                <w:lang w:eastAsia="cs-CZ"/>
+              </w:rPr>
+            </w:pPr>
+            <w:r>
+              <w:rPr>
+                <w:rFonts w:ascii="Aptos Narrow" w:eastAsia="Times New Roman" w:hAnsi="Aptos Narrow" w:cs="Times New Roman"/>
+                <w:color w:val="000000"/>
+                <w:lang w:eastAsia="cs-CZ"/>
+              </w:rPr>
+              <w:t>Product</w:t>
+            </w:r>
+          </w:p>
+        </w:tc>
+      </w:tr>
+      <w:tr>
+        <w:trPr>
+          <w:trHeight w:val="288"/>
+        </w:trPr>
+        <w:tc>
+          <w:tcPr>
+            <w:tcW w:w="3100" w:type="dxa"/>
+            <w:tcBorders>
+              <w:top w:val="nil"/>
+              <w:left w:val="single" w:sz="4" w:space="0" w:color="auto"/>
+              <w:bottom w:val="single" w:sz="4" w:space="0" w:color="auto"/>
+              <w:right w:val="single" w:sz="4" w:space="0" w:color="auto"/>
+            </w:tcBorders>
+            <w:noWrap/>
+            <w:vAlign w:val="bottom"/>
+            <w:hideMark/>
+          </w:tcPr>
+          <w:p>
+            <w:pPr>
+              <w:spacing w:after="0" w:line="240" w:lineRule="auto"/>
+              <w:rPr>
+                <w:rFonts w:ascii="Aptos Narrow" w:eastAsia="Times New Roman" w:hAnsi="Aptos Narrow" w:cs="Times New Roman"/>
+                <w:color w:val="000000"/>
+                <w:lang w:eastAsia="cs-CZ"/>
+              </w:rPr>
+            </w:pPr>
+            <w:r>
+              <w:rPr>
+                <w:rFonts w:ascii="Aptos Narrow" w:eastAsia="Times New Roman" w:hAnsi="Aptos Narrow" w:cs="Times New Roman"/>
+                <w:color w:val="000000"/>
+                <w:lang w:eastAsia="cs-CZ"/>
+              </w:rPr>
+              <w:t>ProductCategoryKey</w:t>
+            </w:r>
+          </w:p>
+        </w:tc>
+        <w:tc>
+          <w:tcPr>
+            <w:tcW w:w="2680" w:type="dxa"/>
+            <w:tcBorders>
+              <w:top w:val="nil"/>
+              <w:left w:val="nil"/>
+              <w:bottom w:val="single" w:sz="4" w:space="0" w:color="auto"/>
+              <w:right w:val="single" w:sz="4" w:space="0" w:color="auto"/>
+            </w:tcBorders>
+            <w:noWrap/>
+            <w:vAlign w:val="bottom"/>
+            <w:hideMark/>
+          </w:tcPr>
+          <w:p>
+            <w:pPr>
+              <w:spacing w:after="0" w:line="240" w:lineRule="auto"/>
+              <w:rPr>
+                <w:rFonts w:ascii="Aptos Narrow" w:eastAsia="Times New Roman" w:hAnsi="Aptos Narrow" w:cs="Times New Roman"/>
+                <w:color w:val="000000"/>
+                <w:lang w:eastAsia="cs-CZ"/>
+              </w:rPr>
+            </w:pPr>
+            <w:r>
+              <w:rPr>
+                <w:rFonts w:ascii="Aptos Narrow" w:eastAsia="Times New Roman" w:hAnsi="Aptos Narrow" w:cs="Times New Roman"/>
+                <w:color w:val="000000"/>
+                <w:lang w:eastAsia="cs-CZ"/>
+              </w:rPr>
+              <w:t>Product</w:t>
+            </w:r>
+            <w:r>
+              <w:rPr>
+                <w:rFonts w:ascii="Aptos Narrow" w:eastAsia="Times New Roman" w:hAnsi="Aptos Narrow" w:cs="Times New Roman"/>
+                <w:color w:val="000000"/>
+                <w:lang w:eastAsia="cs-CZ"/>
+              </w:rPr>
+              <w:t xml:space="preserve"> </w:t>
+            </w:r>
+          </w:p>
+        </w:tc>
+      </w:tr>
+      <w:tr>
+        <w:trPr>
+          <w:trHeight w:val="288"/>
+        </w:trPr>
+        <w:tc>
+          <w:tcPr>
+            <w:tcW w:w="3100" w:type="dxa"/>
+            <w:tcBorders>
+              <w:top w:val="nil"/>
+              <w:left w:val="single" w:sz="4" w:space="0" w:color="auto"/>
+              <w:bottom w:val="single" w:sz="4" w:space="0" w:color="auto"/>
+              <w:right w:val="single" w:sz="4" w:space="0" w:color="auto"/>
+            </w:tcBorders>
+            <w:noWrap/>
+            <w:vAlign w:val="bottom"/>
+            <w:hideMark/>
+          </w:tcPr>
+          <w:p>
+            <w:pPr>
+              <w:spacing w:after="0" w:line="240" w:lineRule="auto"/>
+              <w:rPr>
+                <w:rFonts w:ascii="Aptos Narrow" w:eastAsia="Times New Roman" w:hAnsi="Aptos Narrow" w:cs="Times New Roman"/>
+                <w:color w:val="000000"/>
+                <w:lang w:eastAsia="cs-CZ"/>
+              </w:rPr>
+            </w:pPr>
+            <w:r>
+              <w:rPr>
+                <w:rFonts w:ascii="Aptos Narrow" w:eastAsia="Times New Roman" w:hAnsi="Aptos Narrow" w:cs="Times New Roman"/>
+                <w:color w:val="000000"/>
+                <w:lang w:eastAsia="cs-CZ"/>
+              </w:rPr>
+              <w:t>EnglishProductCategoryName</w:t>
+            </w:r>
+          </w:p>
+        </w:tc>
+        <w:tc>
+          <w:tcPr>
+            <w:tcW w:w="2680" w:type="dxa"/>
+            <w:tcBorders>
+              <w:top w:val="nil"/>
+              <w:left w:val="nil"/>
+              <w:bottom w:val="single" w:sz="4" w:space="0" w:color="auto"/>
+              <w:right w:val="single" w:sz="4" w:space="0" w:color="auto"/>
+            </w:tcBorders>
+            <w:noWrap/>
+            <w:vAlign w:val="bottom"/>
+            <w:hideMark/>
+          </w:tcPr>
+          <w:p>
+            <w:pPr>
+              <w:spacing w:after="0" w:line="240" w:lineRule="auto"/>
+              <w:rPr>
+                <w:rFonts w:ascii="Aptos Narrow" w:eastAsia="Times New Roman" w:hAnsi="Aptos Narrow" w:cs="Times New Roman"/>
+                <w:color w:val="000000"/>
+                <w:lang w:eastAsia="cs-CZ"/>
+              </w:rPr>
+            </w:pPr>
+            <w:r>
+              <w:rPr>
+                <w:rFonts w:ascii="Aptos Narrow" w:eastAsia="Times New Roman" w:hAnsi="Aptos Narrow" w:cs="Times New Roman"/>
+                <w:color w:val="000000"/>
+                <w:lang w:eastAsia="cs-CZ"/>
+              </w:rPr>
+              <w:t>Product</w:t>
+            </w:r>
+          </w:p>
+        </w:tc>
+      </w:tr>
+      <w:tr>
+        <w:trPr>
+          <w:trHeight w:val="288"/>
+        </w:trPr>
+        <w:tc>
+          <w:tcPr>
+            <w:tcW w:w="3100" w:type="dxa"/>
+            <w:tcBorders>
+              <w:top w:val="nil"/>
+              <w:left w:val="single" w:sz="4" w:space="0" w:color="auto"/>
+              <w:bottom w:val="single" w:sz="4" w:space="0" w:color="auto"/>
+              <w:right w:val="single" w:sz="4" w:space="0" w:color="auto"/>
+            </w:tcBorders>
+            <w:noWrap/>
+            <w:vAlign w:val="bottom"/>
+            <w:hideMark/>
+          </w:tcPr>
+          <w:p>
+            <w:pPr>
+              <w:spacing w:after="0" w:line="240" w:lineRule="auto"/>
+              <w:rPr>
+                <w:rFonts w:ascii="Aptos Narrow" w:eastAsia="Times New Roman" w:hAnsi="Aptos Narrow" w:cs="Times New Roman"/>
+                <w:color w:val="000000"/>
+                <w:lang w:eastAsia="cs-CZ"/>
+              </w:rPr>
+            </w:pPr>
+            <w:r>
+              <w:rPr>
+                <w:rFonts w:ascii="Aptos Narrow" w:eastAsia="Times New Roman" w:hAnsi="Aptos Narrow" w:cs="Times New Roman"/>
+                <w:color w:val="000000"/>
+                <w:lang w:eastAsia="cs-CZ"/>
+              </w:rPr>
+              <w:t>ResellerKey</w:t>
+            </w:r>
+          </w:p>
+        </w:tc>
+        <w:tc>
+          <w:tcPr>
+            <w:tcW w:w="2680" w:type="dxa"/>
+            <w:tcBorders>
+              <w:top w:val="nil"/>
+              <w:left w:val="nil"/>
+              <w:bottom w:val="single" w:sz="4" w:space="0" w:color="auto"/>
+              <w:right w:val="single" w:sz="4" w:space="0" w:color="auto"/>
+            </w:tcBorders>
+            <w:noWrap/>
+            <w:vAlign w:val="bottom"/>
+            <w:hideMark/>
+          </w:tcPr>
+          <w:p>
+            <w:pPr>
+              <w:spacing w:after="0" w:line="240" w:lineRule="auto"/>
+              <w:rPr>
+                <w:rFonts w:ascii="Aptos Narrow" w:eastAsia="Times New Roman" w:hAnsi="Aptos Narrow" w:cs="Times New Roman"/>
+                <w:color w:val="000000"/>
+                <w:lang w:eastAsia="cs-CZ"/>
+              </w:rPr>
+            </w:pPr>
+            <w:r>
+              <w:rPr>
+                <w:rFonts w:ascii="Aptos Narrow" w:eastAsia="Times New Roman" w:hAnsi="Aptos Narrow" w:cs="Times New Roman"/>
+                <w:color w:val="000000"/>
+                <w:lang w:eastAsia="cs-CZ"/>
+              </w:rPr>
+              <w:t>Reseller, Sales</w:t>
+            </w:r>
+          </w:p>
+        </w:tc>
+      </w:tr>
+      <w:tr>
+        <w:trPr>
+          <w:trHeight w:val="288"/>
+        </w:trPr>
+        <w:tc>
+          <w:tcPr>
+            <w:tcW w:w="3100" w:type="dxa"/>
+            <w:tcBorders>
+              <w:top w:val="nil"/>
+              <w:left w:val="single" w:sz="4" w:space="0" w:color="auto"/>
+              <w:bottom w:val="single" w:sz="4" w:space="0" w:color="auto"/>
+              <w:right w:val="single" w:sz="4" w:space="0" w:color="auto"/>
+            </w:tcBorders>
+            <w:noWrap/>
+            <w:vAlign w:val="bottom"/>
+            <w:hideMark/>
+          </w:tcPr>
+          <w:p>
+            <w:pPr>
+              <w:spacing w:after="0" w:line="240" w:lineRule="auto"/>
+              <w:rPr>
+                <w:rFonts w:ascii="Aptos Narrow" w:eastAsia="Times New Roman" w:hAnsi="Aptos Narrow" w:cs="Times New Roman"/>
+                <w:color w:val="000000"/>
+                <w:lang w:eastAsia="cs-CZ"/>
+              </w:rPr>
+            </w:pPr>
+            <w:r>
+              <w:rPr>
+                <w:rFonts w:ascii="Aptos Narrow" w:eastAsia="Times New Roman" w:hAnsi="Aptos Narrow" w:cs="Times New Roman"/>
+                <w:color w:val="000000"/>
+                <w:lang w:eastAsia="cs-CZ"/>
+              </w:rPr>
+              <w:t>ResellerName</w:t>
+            </w:r>
+          </w:p>
+        </w:tc>
+        <w:tc>
+          <w:tcPr>
+            <w:tcW w:w="2680" w:type="dxa"/>
+            <w:tcBorders>
+              <w:top w:val="nil"/>
+              <w:left w:val="nil"/>
+              <w:bottom w:val="single" w:sz="4" w:space="0" w:color="auto"/>
+              <w:right w:val="single" w:sz="4" w:space="0" w:color="auto"/>
+            </w:tcBorders>
+            <w:noWrap/>
+            <w:vAlign w:val="bottom"/>
+            <w:hideMark/>
+          </w:tcPr>
+          <w:p>
+            <w:pPr>
+              <w:spacing w:after="0" w:line="240" w:lineRule="auto"/>
+              <w:rPr>
+                <w:rFonts w:ascii="Aptos Narrow" w:eastAsia="Times New Roman" w:hAnsi="Aptos Narrow" w:cs="Times New Roman"/>
+                <w:color w:val="000000"/>
+                <w:lang w:eastAsia="cs-CZ"/>
+              </w:rPr>
+            </w:pPr>
+            <w:r>
+              <w:rPr>
+                <w:rFonts w:ascii="Aptos Narrow" w:eastAsia="Times New Roman" w:hAnsi="Aptos Narrow" w:cs="Times New Roman"/>
+                <w:color w:val="000000"/>
+                <w:lang w:eastAsia="cs-CZ"/>
+              </w:rPr>
+              <w:t>Reseller</w:t>
+            </w:r>
+          </w:p>
+        </w:tc>
+      </w:tr>
+      <w:tr>
+        <w:trPr>
+          <w:trHeight w:val="288"/>
+        </w:trPr>
+        <w:tc>
+          <w:tcPr>
+            <w:tcW w:w="3100" w:type="dxa"/>
+            <w:tcBorders>
+              <w:top w:val="nil"/>
+              <w:left w:val="single" w:sz="4" w:space="0" w:color="auto"/>
+              <w:bottom w:val="single" w:sz="4" w:space="0" w:color="auto"/>
+              <w:right w:val="single" w:sz="4" w:space="0" w:color="auto"/>
+            </w:tcBorders>
+            <w:noWrap/>
+            <w:vAlign w:val="bottom"/>
+            <w:hideMark/>
+          </w:tcPr>
+          <w:p>
+            <w:pPr>
+              <w:spacing w:after="0" w:line="240" w:lineRule="auto"/>
+              <w:rPr>
+                <w:rFonts w:ascii="Aptos Narrow" w:eastAsia="Times New Roman" w:hAnsi="Aptos Narrow" w:cs="Times New Roman"/>
+                <w:color w:val="000000"/>
+                <w:lang w:eastAsia="cs-CZ"/>
+              </w:rPr>
+            </w:pPr>
+            <w:r>
+              <w:rPr>
+                <w:rFonts w:ascii="Aptos Narrow" w:eastAsia="Times New Roman" w:hAnsi="Aptos Narrow" w:cs="Times New Roman"/>
+                <w:color w:val="000000"/>
+                <w:lang w:eastAsia="cs-CZ"/>
+              </w:rPr>
+              <w:t>BusinessType</w:t>
+            </w:r>
+          </w:p>
+        </w:tc>
+        <w:tc>
+          <w:tcPr>
+            <w:tcW w:w="2680" w:type="dxa"/>
+            <w:tcBorders>
+              <w:top w:val="nil"/>
+              <w:left w:val="nil"/>
+              <w:bottom w:val="single" w:sz="4" w:space="0" w:color="auto"/>
+              <w:right w:val="single" w:sz="4" w:space="0" w:color="auto"/>
+            </w:tcBorders>
+            <w:noWrap/>
+            <w:vAlign w:val="bottom"/>
+            <w:hideMark/>
+          </w:tcPr>
+          <w:p>
+            <w:pPr>
+              <w:spacing w:after="0" w:line="240" w:lineRule="auto"/>
+              <w:rPr>
+                <w:rFonts w:ascii="Aptos Narrow" w:eastAsia="Times New Roman" w:hAnsi="Aptos Narrow" w:cs="Times New Roman"/>
+                <w:color w:val="000000"/>
+                <w:lang w:eastAsia="cs-CZ"/>
+              </w:rPr>
+            </w:pPr>
+            <w:r>
+              <w:rPr>
+                <w:rFonts w:ascii="Aptos Narrow" w:eastAsia="Times New Roman" w:hAnsi="Aptos Narrow" w:cs="Times New Roman"/>
+                <w:color w:val="000000"/>
+                <w:lang w:eastAsia="cs-CZ"/>
+              </w:rPr>
+              <w:t>Reseller</w:t>
+            </w:r>
+          </w:p>
+        </w:tc>
+      </w:tr>
+      <w:tr>
+        <w:trPr>
+          <w:trHeight w:val="288"/>
+        </w:trPr>
+        <w:tc>
+          <w:tcPr>
+            <w:tcW w:w="3100" w:type="dxa"/>
+            <w:tcBorders>
+              <w:top w:val="nil"/>
+              <w:left w:val="single" w:sz="4" w:space="0" w:color="auto"/>
+              <w:bottom w:val="single" w:sz="4" w:space="0" w:color="auto"/>
+              <w:right w:val="single" w:sz="4" w:space="0" w:color="auto"/>
+            </w:tcBorders>
+            <w:noWrap/>
+            <w:vAlign w:val="bottom"/>
+            <w:hideMark/>
+          </w:tcPr>
+          <w:p>
+            <w:pPr>
+              <w:spacing w:after="0" w:line="240" w:lineRule="auto"/>
+              <w:rPr>
+                <w:rFonts w:ascii="Aptos Narrow" w:eastAsia="Times New Roman" w:hAnsi="Aptos Narrow" w:cs="Times New Roman"/>
+                <w:color w:val="000000"/>
+                <w:lang w:eastAsia="cs-CZ"/>
+              </w:rPr>
+            </w:pPr>
+            <w:r>
+              <w:rPr>
+                <w:rFonts w:ascii="Aptos Narrow" w:eastAsia="Times New Roman" w:hAnsi="Aptos Narrow" w:cs="Times New Roman"/>
+                <w:color w:val="000000"/>
+                <w:lang w:eastAsia="cs-CZ"/>
+              </w:rPr>
+              <w:t>AddressLine1</w:t>
+            </w:r>
+          </w:p>
+        </w:tc>
+        <w:tc>
+          <w:tcPr>
+            <w:tcW w:w="2680" w:type="dxa"/>
+            <w:tcBorders>
+              <w:top w:val="nil"/>
+              <w:left w:val="nil"/>
+              <w:bottom w:val="single" w:sz="4" w:space="0" w:color="auto"/>
+              <w:right w:val="single" w:sz="4" w:space="0" w:color="auto"/>
+            </w:tcBorders>
+            <w:noWrap/>
+            <w:vAlign w:val="bottom"/>
+            <w:hideMark/>
+          </w:tcPr>
+          <w:p>
+            <w:pPr>
+              <w:spacing w:after="0" w:line="240" w:lineRule="auto"/>
+              <w:rPr>
+                <w:rFonts w:ascii="Aptos Narrow" w:eastAsia="Times New Roman" w:hAnsi="Aptos Narrow" w:cs="Times New Roman"/>
+                <w:color w:val="000000"/>
+                <w:lang w:eastAsia="cs-CZ"/>
+              </w:rPr>
+            </w:pPr>
+            <w:r>
+              <w:rPr>
+                <w:rFonts w:ascii="Aptos Narrow" w:eastAsia="Times New Roman" w:hAnsi="Aptos Narrow" w:cs="Times New Roman"/>
+                <w:color w:val="000000"/>
+                <w:lang w:eastAsia="cs-CZ"/>
+              </w:rPr>
+              <w:t>Reseller</w:t>
+            </w:r>
+          </w:p>
+        </w:tc>
+      </w:tr>
+      <w:tr>
+        <w:trPr>
+          <w:trHeight w:val="288"/>
+        </w:trPr>
+        <w:tc>
+          <w:tcPr>
+            <w:tcW w:w="3100" w:type="dxa"/>
+            <w:tcBorders>
+              <w:top w:val="nil"/>
+              <w:left w:val="single" w:sz="4" w:space="0" w:color="auto"/>
+              <w:bottom w:val="single" w:sz="4" w:space="0" w:color="auto"/>
+              <w:right w:val="single" w:sz="4" w:space="0" w:color="auto"/>
+            </w:tcBorders>
+            <w:noWrap/>
+            <w:vAlign w:val="bottom"/>
+            <w:hideMark/>
+          </w:tcPr>
+          <w:p>
+            <w:pPr>
+              <w:spacing w:after="0" w:line="240" w:lineRule="auto"/>
+              <w:rPr>
+                <w:rFonts w:ascii="Aptos Narrow" w:eastAsia="Times New Roman" w:hAnsi="Aptos Narrow" w:cs="Times New Roman"/>
+                <w:color w:val="000000"/>
+                <w:lang w:eastAsia="cs-CZ"/>
+              </w:rPr>
+            </w:pPr>
+            <w:r>
+              <w:rPr>
+                <w:rFonts w:ascii="Aptos Narrow" w:eastAsia="Times New Roman" w:hAnsi="Aptos Narrow" w:cs="Times New Roman"/>
+                <w:color w:val="000000"/>
+                <w:lang w:eastAsia="cs-CZ"/>
+              </w:rPr>
+              <w:t>NumberEmployees</w:t>
+            </w:r>
+          </w:p>
+        </w:tc>
+        <w:tc>
+          <w:tcPr>
+            <w:tcW w:w="2680" w:type="dxa"/>
+            <w:tcBorders>
+              <w:top w:val="nil"/>
+              <w:left w:val="nil"/>
+              <w:bottom w:val="single" w:sz="4" w:space="0" w:color="auto"/>
+              <w:right w:val="single" w:sz="4" w:space="0" w:color="auto"/>
+            </w:tcBorders>
+            <w:noWrap/>
+            <w:vAlign w:val="bottom"/>
+            <w:hideMark/>
+          </w:tcPr>
+          <w:p>
+            <w:pPr>
+              <w:spacing w:after="0" w:line="240" w:lineRule="auto"/>
+              <w:rPr>
+                <w:rFonts w:ascii="Aptos Narrow" w:eastAsia="Times New Roman" w:hAnsi="Aptos Narrow" w:cs="Times New Roman"/>
+                <w:color w:val="000000"/>
+                <w:lang w:eastAsia="cs-CZ"/>
+              </w:rPr>
+            </w:pPr>
+            <w:r>
+              <w:rPr>
+                <w:rFonts w:ascii="Aptos Narrow" w:eastAsia="Times New Roman" w:hAnsi="Aptos Narrow" w:cs="Times New Roman"/>
+                <w:color w:val="000000"/>
+                <w:lang w:eastAsia="cs-CZ"/>
+              </w:rPr>
+              <w:t>Reseller</w:t>
+            </w:r>
+          </w:p>
+        </w:tc>
+      </w:tr>
+      <w:tr>
+        <w:trPr>
+          <w:trHeight w:val="288"/>
+        </w:trPr>
+        <w:tc>
+          <w:tcPr>
+            <w:tcW w:w="3100" w:type="dxa"/>
+            <w:tcBorders>
+              <w:top w:val="nil"/>
+              <w:left w:val="single" w:sz="4" w:space="0" w:color="auto"/>
+              <w:bottom w:val="single" w:sz="4" w:space="0" w:color="auto"/>
+              <w:right w:val="single" w:sz="4" w:space="0" w:color="auto"/>
+            </w:tcBorders>
+            <w:noWrap/>
+            <w:vAlign w:val="bottom"/>
+            <w:hideMark/>
+          </w:tcPr>
+          <w:p>
+            <w:pPr>
+              <w:spacing w:after="0" w:line="240" w:lineRule="auto"/>
+              <w:rPr>
+                <w:rFonts w:ascii="Aptos Narrow" w:eastAsia="Times New Roman" w:hAnsi="Aptos Narrow" w:cs="Times New Roman"/>
+                <w:color w:val="000000"/>
+                <w:lang w:eastAsia="cs-CZ"/>
+              </w:rPr>
+            </w:pPr>
+            <w:r>
+              <w:rPr>
+                <w:rFonts w:ascii="Aptos Narrow" w:eastAsia="Times New Roman" w:hAnsi="Aptos Narrow" w:cs="Times New Roman"/>
+                <w:color w:val="000000"/>
+                <w:lang w:eastAsia="cs-CZ"/>
+              </w:rPr>
+              <w:t>GeographyKey</w:t>
+            </w:r>
+          </w:p>
+        </w:tc>
+        <w:tc>
+          <w:tcPr>
+            <w:tcW w:w="2680" w:type="dxa"/>
+            <w:tcBorders>
+              <w:top w:val="nil"/>
+              <w:left w:val="nil"/>
+              <w:bottom w:val="single" w:sz="4" w:space="0" w:color="auto"/>
+              <w:right w:val="single" w:sz="4" w:space="0" w:color="auto"/>
+            </w:tcBorders>
+            <w:noWrap/>
+            <w:vAlign w:val="bottom"/>
+            <w:hideMark/>
+          </w:tcPr>
+          <w:p>
+            <w:pPr>
+              <w:spacing w:after="0" w:line="240" w:lineRule="auto"/>
+              <w:rPr>
+                <w:rFonts w:ascii="Aptos Narrow" w:eastAsia="Times New Roman" w:hAnsi="Aptos Narrow" w:cs="Times New Roman"/>
+                <w:color w:val="000000"/>
+                <w:lang w:eastAsia="cs-CZ"/>
+              </w:rPr>
+            </w:pPr>
+            <w:r>
+              <w:rPr>
+                <w:rFonts w:ascii="Aptos Narrow" w:eastAsia="Times New Roman" w:hAnsi="Aptos Narrow" w:cs="Times New Roman"/>
+                <w:color w:val="000000"/>
+                <w:lang w:eastAsia="cs-CZ"/>
+              </w:rPr>
+              <w:t>Reseller, Location</w:t>
+            </w:r>
+          </w:p>
+        </w:tc>
+      </w:tr>
+      <w:tr>
+        <w:trPr>
+          <w:trHeight w:val="288"/>
+        </w:trPr>
+        <w:tc>
+          <w:tcPr>
+            <w:tcW w:w="3100" w:type="dxa"/>
+            <w:tcBorders>
+              <w:top w:val="nil"/>
+              <w:left w:val="single" w:sz="4" w:space="0" w:color="auto"/>
+              <w:bottom w:val="single" w:sz="4" w:space="0" w:color="auto"/>
+              <w:right w:val="single" w:sz="4" w:space="0" w:color="auto"/>
+            </w:tcBorders>
+            <w:noWrap/>
+            <w:vAlign w:val="bottom"/>
+            <w:hideMark/>
+          </w:tcPr>
+          <w:p>
+            <w:pPr>
+              <w:spacing w:after="0" w:line="240" w:lineRule="auto"/>
+              <w:rPr>
+                <w:rFonts w:ascii="Aptos Narrow" w:eastAsia="Times New Roman" w:hAnsi="Aptos Narrow" w:cs="Times New Roman"/>
+                <w:color w:val="000000"/>
+                <w:lang w:eastAsia="cs-CZ"/>
+              </w:rPr>
+            </w:pPr>
+            <w:r>
+              <w:rPr>
+                <w:rFonts w:ascii="Aptos Narrow" w:eastAsia="Times New Roman" w:hAnsi="Aptos Narrow" w:cs="Times New Roman"/>
+                <w:color w:val="000000"/>
+                <w:lang w:eastAsia="cs-CZ"/>
+              </w:rPr>
+              <w:t>EnglishCountryRegionName</w:t>
+            </w:r>
+          </w:p>
+        </w:tc>
+        <w:tc>
+          <w:tcPr>
+            <w:tcW w:w="2680" w:type="dxa"/>
+            <w:tcBorders>
+              <w:top w:val="nil"/>
+              <w:left w:val="nil"/>
+              <w:bottom w:val="single" w:sz="4" w:space="0" w:color="auto"/>
+              <w:right w:val="single" w:sz="4" w:space="0" w:color="auto"/>
+            </w:tcBorders>
+            <w:noWrap/>
+            <w:vAlign w:val="bottom"/>
+            <w:hideMark/>
+          </w:tcPr>
+          <w:p>
+            <w:pPr>
+              <w:spacing w:after="0" w:line="240" w:lineRule="auto"/>
+              <w:rPr>
+                <w:rFonts w:ascii="Aptos Narrow" w:eastAsia="Times New Roman" w:hAnsi="Aptos Narrow" w:cs="Times New Roman"/>
+                <w:color w:val="000000"/>
+                <w:lang w:eastAsia="cs-CZ"/>
+              </w:rPr>
+            </w:pPr>
+            <w:r>
+              <w:rPr>
+                <w:rFonts w:ascii="Aptos Narrow" w:eastAsia="Times New Roman" w:hAnsi="Aptos Narrow" w:cs="Times New Roman"/>
+                <w:color w:val="000000"/>
+                <w:lang w:eastAsia="cs-CZ"/>
+              </w:rPr>
+              <w:t>Location</w:t>
+            </w:r>
+          </w:p>
+        </w:tc>
+      </w:tr>
+      <w:tr>
+        <w:trPr>
+          <w:trHeight w:val="288"/>
+        </w:trPr>
+        <w:tc>
+          <w:tcPr>
+            <w:tcW w:w="3100" w:type="dxa"/>
+            <w:tcBorders>
+              <w:top w:val="nil"/>
+              <w:left w:val="single" w:sz="4" w:space="0" w:color="auto"/>
+              <w:bottom w:val="single" w:sz="4" w:space="0" w:color="auto"/>
+              <w:right w:val="single" w:sz="4" w:space="0" w:color="auto"/>
+            </w:tcBorders>
+            <w:noWrap/>
+            <w:vAlign w:val="bottom"/>
+            <w:hideMark/>
+          </w:tcPr>
+          <w:p>
+            <w:pPr>
+              <w:spacing w:after="0" w:line="240" w:lineRule="auto"/>
+              <w:rPr>
+                <w:rFonts w:ascii="Aptos Narrow" w:eastAsia="Times New Roman" w:hAnsi="Aptos Narrow" w:cs="Times New Roman"/>
+                <w:color w:val="000000"/>
+                <w:lang w:eastAsia="cs-CZ"/>
+              </w:rPr>
+            </w:pPr>
+            <w:r>
+              <w:rPr>
+                <w:rFonts w:ascii="Aptos Narrow" w:eastAsia="Times New Roman" w:hAnsi="Aptos Narrow" w:cs="Times New Roman"/>
+                <w:color w:val="000000"/>
+                <w:lang w:eastAsia="cs-CZ"/>
+              </w:rPr>
+              <w:t>StateProvinceName</w:t>
+            </w:r>
+          </w:p>
+        </w:tc>
+        <w:tc>
+          <w:tcPr>
+            <w:tcW w:w="2680" w:type="dxa"/>
+            <w:tcBorders>
+              <w:top w:val="nil"/>
+              <w:left w:val="nil"/>
+              <w:bottom w:val="single" w:sz="4" w:space="0" w:color="auto"/>
+              <w:right w:val="single" w:sz="4" w:space="0" w:color="auto"/>
+            </w:tcBorders>
+            <w:noWrap/>
+            <w:vAlign w:val="bottom"/>
+            <w:hideMark/>
+          </w:tcPr>
+          <w:p>
+            <w:pPr>
+              <w:spacing w:after="0" w:line="240" w:lineRule="auto"/>
+              <w:rPr>
+                <w:rFonts w:ascii="Aptos Narrow" w:eastAsia="Times New Roman" w:hAnsi="Aptos Narrow" w:cs="Times New Roman"/>
+                <w:color w:val="000000"/>
+                <w:lang w:eastAsia="cs-CZ"/>
+              </w:rPr>
+            </w:pPr>
+            <w:r>
+              <w:rPr>
+                <w:rFonts w:ascii="Aptos Narrow" w:eastAsia="Times New Roman" w:hAnsi="Aptos Narrow" w:cs="Times New Roman"/>
+                <w:color w:val="000000"/>
+                <w:lang w:eastAsia="cs-CZ"/>
+              </w:rPr>
+              <w:t>Location</w:t>
+            </w:r>
+          </w:p>
+        </w:tc>
+      </w:tr>
+      <w:tr>
+        <w:trPr>
+          <w:trHeight w:val="288"/>
+        </w:trPr>
+        <w:tc>
+          <w:tcPr>
+            <w:tcW w:w="3100" w:type="dxa"/>
+            <w:tcBorders>
+              <w:top w:val="nil"/>
+              <w:left w:val="single" w:sz="4" w:space="0" w:color="auto"/>
+              <w:bottom w:val="single" w:sz="4" w:space="0" w:color="auto"/>
+              <w:right w:val="single" w:sz="4" w:space="0" w:color="auto"/>
+            </w:tcBorders>
+            <w:noWrap/>
+            <w:vAlign w:val="bottom"/>
+            <w:hideMark/>
+          </w:tcPr>
+          <w:p>
+            <w:pPr>
+              <w:spacing w:after="0" w:line="240" w:lineRule="auto"/>
+              <w:rPr>
+                <w:rFonts w:ascii="Aptos Narrow" w:eastAsia="Times New Roman" w:hAnsi="Aptos Narrow" w:cs="Times New Roman"/>
+                <w:color w:val="000000"/>
+                <w:lang w:eastAsia="cs-CZ"/>
+              </w:rPr>
+            </w:pPr>
+            <w:r>
+              <w:rPr>
+                <w:rFonts w:ascii="Aptos Narrow" w:eastAsia="Times New Roman" w:hAnsi="Aptos Narrow" w:cs="Times New Roman"/>
+                <w:color w:val="000000"/>
+                <w:lang w:eastAsia="cs-CZ"/>
+              </w:rPr>
+              <w:t>City</w:t>
+            </w:r>
+          </w:p>
+        </w:tc>
+        <w:tc>
+          <w:tcPr>
+            <w:tcW w:w="2680" w:type="dxa"/>
+            <w:tcBorders>
+              <w:top w:val="nil"/>
+              <w:left w:val="nil"/>
+              <w:bottom w:val="single" w:sz="4" w:space="0" w:color="auto"/>
+              <w:right w:val="single" w:sz="4" w:space="0" w:color="auto"/>
+            </w:tcBorders>
+            <w:noWrap/>
+            <w:vAlign w:val="bottom"/>
+            <w:hideMark/>
+          </w:tcPr>
+          <w:p>
+            <w:pPr>
+              <w:spacing w:after="0" w:line="240" w:lineRule="auto"/>
+              <w:rPr>
+                <w:rFonts w:ascii="Aptos Narrow" w:eastAsia="Times New Roman" w:hAnsi="Aptos Narrow" w:cs="Times New Roman"/>
+                <w:color w:val="000000"/>
+                <w:lang w:eastAsia="cs-CZ"/>
+              </w:rPr>
+            </w:pPr>
+            <w:r>
+              <w:rPr>
+                <w:rFonts w:ascii="Aptos Narrow" w:eastAsia="Times New Roman" w:hAnsi="Aptos Narrow" w:cs="Times New Roman"/>
+                <w:color w:val="000000"/>
+                <w:lang w:eastAsia="cs-CZ"/>
+              </w:rPr>
+              <w:t>Location</w:t>
+            </w:r>
+          </w:p>
+        </w:tc>
+      </w:tr>
+      <w:tr>
+        <w:trPr>
+          <w:trHeight w:val="288"/>
+        </w:trPr>
+        <w:tc>
+          <w:tcPr>
+            <w:tcW w:w="3100" w:type="dxa"/>
+            <w:tcBorders>
+              <w:top w:val="nil"/>
+              <w:left w:val="single" w:sz="4" w:space="0" w:color="auto"/>
+              <w:bottom w:val="single" w:sz="4" w:space="0" w:color="auto"/>
+              <w:right w:val="single" w:sz="4" w:space="0" w:color="auto"/>
+            </w:tcBorders>
+            <w:noWrap/>
+            <w:vAlign w:val="bottom"/>
+            <w:hideMark/>
+          </w:tcPr>
+          <w:p>
+            <w:pPr>
+              <w:spacing w:after="0" w:line="240" w:lineRule="auto"/>
+              <w:rPr>
+                <w:rFonts w:ascii="Aptos Narrow" w:eastAsia="Times New Roman" w:hAnsi="Aptos Narrow" w:cs="Times New Roman"/>
+                <w:color w:val="000000"/>
+                <w:lang w:eastAsia="cs-CZ"/>
+              </w:rPr>
+            </w:pPr>
+            <w:r>
+              <w:rPr>
+                <w:rFonts w:ascii="Aptos Narrow" w:eastAsia="Times New Roman" w:hAnsi="Aptos Narrow" w:cs="Times New Roman"/>
+                <w:color w:val="000000"/>
+                <w:lang w:eastAsia="cs-CZ"/>
+              </w:rPr>
+              <w:t>OrderDate</w:t>
+            </w:r>
+          </w:p>
+        </w:tc>
+        <w:tc>
+          <w:tcPr>
+            <w:tcW w:w="2680" w:type="dxa"/>
+            <w:tcBorders>
+              <w:top w:val="nil"/>
+              <w:left w:val="nil"/>
+              <w:bottom w:val="single" w:sz="4" w:space="0" w:color="auto"/>
+              <w:right w:val="single" w:sz="4" w:space="0" w:color="auto"/>
+            </w:tcBorders>
+            <w:noWrap/>
+            <w:vAlign w:val="bottom"/>
+            <w:hideMark/>
+          </w:tcPr>
+          <w:p>
+            <w:pPr>
+              <w:spacing w:after="0" w:line="240" w:lineRule="auto"/>
+              <w:rPr>
+                <w:rFonts w:ascii="Aptos Narrow" w:eastAsia="Times New Roman" w:hAnsi="Aptos Narrow" w:cs="Times New Roman"/>
+                <w:color w:val="000000"/>
+                <w:lang w:eastAsia="cs-CZ"/>
+              </w:rPr>
+            </w:pPr>
+            <w:r>
+              <w:rPr>
+                <w:rFonts w:ascii="Aptos Narrow" w:eastAsia="Times New Roman" w:hAnsi="Aptos Narrow" w:cs="Times New Roman"/>
+                <w:color w:val="000000"/>
+                <w:lang w:eastAsia="cs-CZ"/>
+              </w:rPr>
+              <w:t>Sales</w:t>
+            </w:r>
+          </w:p>
+        </w:tc>
+      </w:tr>
+      <w:tr>
+        <w:trPr>
+          <w:trHeight w:val="288"/>
+        </w:trPr>
+        <w:tc>
+          <w:tcPr>
+            <w:tcW w:w="3100" w:type="dxa"/>
+            <w:tcBorders>
+              <w:top w:val="nil"/>
+              <w:left w:val="single" w:sz="4" w:space="0" w:color="auto"/>
+              <w:bottom w:val="single" w:sz="4" w:space="0" w:color="auto"/>
+              <w:right w:val="single" w:sz="4" w:space="0" w:color="auto"/>
+            </w:tcBorders>
+            <w:noWrap/>
+            <w:vAlign w:val="bottom"/>
+            <w:hideMark/>
+          </w:tcPr>
+          <w:p>
+            <w:pPr>
+              <w:spacing w:after="0" w:line="240" w:lineRule="auto"/>
+              <w:rPr>
+                <w:rFonts w:ascii="Aptos Narrow" w:eastAsia="Times New Roman" w:hAnsi="Aptos Narrow" w:cs="Times New Roman"/>
+                <w:color w:val="000000"/>
+                <w:lang w:eastAsia="cs-CZ"/>
+              </w:rPr>
+            </w:pPr>
+            <w:r>
+              <w:rPr>
+                <w:rFonts w:ascii="Aptos Narrow" w:eastAsia="Times New Roman" w:hAnsi="Aptos Narrow" w:cs="Times New Roman"/>
+                <w:color w:val="000000"/>
+                <w:lang w:eastAsia="cs-CZ"/>
+              </w:rPr>
+              <w:t>ShipDate</w:t>
+            </w:r>
+          </w:p>
+        </w:tc>
+        <w:tc>
+          <w:tcPr>
+            <w:tcW w:w="2680" w:type="dxa"/>
+            <w:tcBorders>
+              <w:top w:val="nil"/>
+              <w:left w:val="nil"/>
+              <w:bottom w:val="single" w:sz="4" w:space="0" w:color="auto"/>
+              <w:right w:val="single" w:sz="4" w:space="0" w:color="auto"/>
+            </w:tcBorders>
+            <w:noWrap/>
+            <w:vAlign w:val="bottom"/>
+            <w:hideMark/>
+          </w:tcPr>
+          <w:p>
+            <w:pPr>
+              <w:spacing w:after="0" w:line="240" w:lineRule="auto"/>
+              <w:rPr>
+                <w:rFonts w:ascii="Aptos Narrow" w:eastAsia="Times New Roman" w:hAnsi="Aptos Narrow" w:cs="Times New Roman"/>
+                <w:color w:val="000000"/>
+                <w:lang w:eastAsia="cs-CZ"/>
+              </w:rPr>
+            </w:pPr>
+            <w:r>
+              <w:rPr>
+                <w:rFonts w:ascii="Aptos Narrow" w:eastAsia="Times New Roman" w:hAnsi="Aptos Narrow" w:cs="Times New Roman"/>
+                <w:color w:val="000000"/>
+                <w:lang w:eastAsia="cs-CZ"/>
+              </w:rPr>
+              <w:t>Sales</w:t>
+            </w:r>
+          </w:p>
+        </w:tc>
+      </w:tr>
+      <w:tr>
+        <w:trPr>
+          <w:trHeight w:val="288"/>
+        </w:trPr>
+        <w:tc>
+          <w:tcPr>
+            <w:tcW w:w="3100" w:type="dxa"/>
+            <w:tcBorders>
+              <w:top w:val="nil"/>
+              <w:left w:val="single" w:sz="4" w:space="0" w:color="auto"/>
+              <w:bottom w:val="single" w:sz="4" w:space="0" w:color="auto"/>
+              <w:right w:val="single" w:sz="4" w:space="0" w:color="auto"/>
+            </w:tcBorders>
+            <w:noWrap/>
+            <w:vAlign w:val="bottom"/>
+            <w:hideMark/>
+          </w:tcPr>
+          <w:p>
+            <w:pPr>
+              <w:spacing w:after="0" w:line="240" w:lineRule="auto"/>
+              <w:rPr>
+                <w:rFonts w:ascii="Aptos Narrow" w:eastAsia="Times New Roman" w:hAnsi="Aptos Narrow" w:cs="Times New Roman"/>
+                <w:color w:val="000000"/>
+                <w:lang w:eastAsia="cs-CZ"/>
+              </w:rPr>
+            </w:pPr>
+            <w:r>
+              <w:rPr>
+                <w:rFonts w:ascii="Aptos Narrow" w:eastAsia="Times New Roman" w:hAnsi="Aptos Narrow" w:cs="Times New Roman"/>
+                <w:color w:val="000000"/>
+                <w:lang w:eastAsia="cs-CZ"/>
+              </w:rPr>
+              <w:t>SalesOrderNumber</w:t>
+            </w:r>
+            <w:r>
+              <w:rPr>
+                <w:rFonts w:ascii="Aptos Narrow" w:eastAsia="Times New Roman" w:hAnsi="Aptos Narrow" w:cs="Times New Roman"/>
+                <w:color w:val="000000"/>
+                <w:vertAlign w:val="superscript"/>
+                <w:lang w:eastAsia="cs-CZ"/>
+              </w:rPr>
+              <w:t>*</w:t>
+            </w:r>
+          </w:p>
+        </w:tc>
+        <w:tc>
+          <w:tcPr>
+            <w:tcW w:w="2680" w:type="dxa"/>
+            <w:tcBorders>
+              <w:top w:val="nil"/>
+              <w:left w:val="nil"/>
+              <w:bottom w:val="single" w:sz="4" w:space="0" w:color="auto"/>
+              <w:right w:val="single" w:sz="4" w:space="0" w:color="auto"/>
+            </w:tcBorders>
+            <w:noWrap/>
+            <w:vAlign w:val="bottom"/>
+            <w:hideMark/>
+          </w:tcPr>
+          <w:p>
+            <w:pPr>
+              <w:spacing w:after="0" w:line="240" w:lineRule="auto"/>
+              <w:rPr>
+                <w:rFonts w:ascii="Aptos Narrow" w:eastAsia="Times New Roman" w:hAnsi="Aptos Narrow" w:cs="Times New Roman"/>
+                <w:color w:val="000000"/>
+                <w:lang w:eastAsia="cs-CZ"/>
+              </w:rPr>
+            </w:pPr>
+            <w:r>
+              <w:rPr>
+                <w:rFonts w:ascii="Aptos Narrow" w:eastAsia="Times New Roman" w:hAnsi="Aptos Narrow" w:cs="Times New Roman"/>
+                <w:color w:val="000000"/>
+                <w:lang w:eastAsia="cs-CZ"/>
+              </w:rPr>
+              <w:t>Sales, Discounts</w:t>
+            </w:r>
+          </w:p>
+        </w:tc>
+      </w:tr>
+      <w:tr>
+        <w:trPr>
+          <w:trHeight w:val="288"/>
+        </w:trPr>
+        <w:tc>
+          <w:tcPr>
+            <w:tcW w:w="3100" w:type="dxa"/>
+            <w:tcBorders>
+              <w:top w:val="nil"/>
+              <w:left w:val="single" w:sz="4" w:space="0" w:color="auto"/>
+              <w:bottom w:val="single" w:sz="4" w:space="0" w:color="auto"/>
+              <w:right w:val="single" w:sz="4" w:space="0" w:color="auto"/>
+            </w:tcBorders>
+            <w:noWrap/>
+            <w:vAlign w:val="bottom"/>
+            <w:hideMark/>
+          </w:tcPr>
+          <w:p>
+            <w:pPr>
+              <w:spacing w:after="0" w:line="240" w:lineRule="auto"/>
+              <w:rPr>
+                <w:rFonts w:ascii="Aptos Narrow" w:eastAsia="Times New Roman" w:hAnsi="Aptos Narrow" w:cs="Times New Roman"/>
+                <w:color w:val="000000"/>
+                <w:lang w:eastAsia="cs-CZ"/>
+              </w:rPr>
+            </w:pPr>
+            <w:r>
+              <w:rPr>
+                <w:rFonts w:ascii="Aptos Narrow" w:eastAsia="Times New Roman" w:hAnsi="Aptos Narrow" w:cs="Times New Roman"/>
+                <w:color w:val="000000"/>
+                <w:lang w:eastAsia="cs-CZ"/>
+              </w:rPr>
+              <w:t>SalesOrderLineNumber</w:t>
+            </w:r>
+            <w:r>
+              <w:rPr>
+                <w:rFonts w:ascii="Aptos Narrow" w:eastAsia="Times New Roman" w:hAnsi="Aptos Narrow" w:cs="Times New Roman"/>
+                <w:color w:val="000000"/>
+                <w:vertAlign w:val="superscript"/>
+                <w:lang w:eastAsia="cs-CZ"/>
+              </w:rPr>
+              <w:t>*</w:t>
+            </w:r>
+          </w:p>
+        </w:tc>
+        <w:tc>
+          <w:tcPr>
+            <w:tcW w:w="2680" w:type="dxa"/>
+            <w:tcBorders>
+              <w:top w:val="nil"/>
+              <w:left w:val="nil"/>
+              <w:bottom w:val="single" w:sz="4" w:space="0" w:color="auto"/>
+              <w:right w:val="single" w:sz="4" w:space="0" w:color="auto"/>
+            </w:tcBorders>
+            <w:noWrap/>
+            <w:vAlign w:val="bottom"/>
+            <w:hideMark/>
+          </w:tcPr>
+          <w:p>
+            <w:pPr>
+              <w:spacing w:after="0" w:line="240" w:lineRule="auto"/>
+              <w:rPr>
+                <w:rFonts w:ascii="Aptos Narrow" w:eastAsia="Times New Roman" w:hAnsi="Aptos Narrow" w:cs="Times New Roman"/>
+                <w:color w:val="000000"/>
+                <w:lang w:eastAsia="cs-CZ"/>
+              </w:rPr>
+            </w:pPr>
+            <w:r>
+              <w:rPr>
+                <w:rFonts w:ascii="Aptos Narrow" w:eastAsia="Times New Roman" w:hAnsi="Aptos Narrow" w:cs="Times New Roman"/>
+                <w:color w:val="000000"/>
+                <w:lang w:eastAsia="cs-CZ"/>
+              </w:rPr>
+              <w:t>Sales, Discounts</w:t>
+            </w:r>
+          </w:p>
+        </w:tc>
+      </w:tr>
+      <w:tr>
+        <w:trPr>
+          <w:trHeight w:val="288"/>
+        </w:trPr>
+        <w:tc>
+          <w:tcPr>
+            <w:tcW w:w="3100" w:type="dxa"/>
+            <w:tcBorders>
+              <w:top w:val="nil"/>
+              <w:left w:val="single" w:sz="4" w:space="0" w:color="auto"/>
+              <w:bottom w:val="single" w:sz="4" w:space="0" w:color="auto"/>
+              <w:right w:val="single" w:sz="4" w:space="0" w:color="auto"/>
+            </w:tcBorders>
+            <w:noWrap/>
+            <w:vAlign w:val="bottom"/>
+            <w:hideMark/>
+          </w:tcPr>
+          <w:p>
+            <w:pPr>
+              <w:spacing w:after="0" w:line="240" w:lineRule="auto"/>
+              <w:rPr>
+                <w:rFonts w:ascii="Aptos Narrow" w:eastAsia="Times New Roman" w:hAnsi="Aptos Narrow" w:cs="Times New Roman"/>
+                <w:color w:val="000000"/>
+                <w:lang w:eastAsia="cs-CZ"/>
+              </w:rPr>
+            </w:pPr>
+            <w:r>
+              <w:rPr>
+                <w:rFonts w:ascii="Aptos Narrow" w:eastAsia="Times New Roman" w:hAnsi="Aptos Narrow" w:cs="Times New Roman"/>
+                <w:color w:val="000000"/>
+                <w:lang w:eastAsia="cs-CZ"/>
+              </w:rPr>
+              <w:t>OrderQuantity</w:t>
+            </w:r>
+          </w:p>
+        </w:tc>
+        <w:tc>
+          <w:tcPr>
+            <w:tcW w:w="2680" w:type="dxa"/>
+            <w:tcBorders>
+              <w:top w:val="nil"/>
+              <w:left w:val="nil"/>
+              <w:bottom w:val="single" w:sz="4" w:space="0" w:color="auto"/>
+              <w:right w:val="single" w:sz="4" w:space="0" w:color="auto"/>
+            </w:tcBorders>
+            <w:noWrap/>
+            <w:vAlign w:val="bottom"/>
+            <w:hideMark/>
+          </w:tcPr>
+          <w:p>
+            <w:pPr>
+              <w:spacing w:after="0" w:line="240" w:lineRule="auto"/>
+              <w:rPr>
+                <w:rFonts w:ascii="Aptos Narrow" w:eastAsia="Times New Roman" w:hAnsi="Aptos Narrow" w:cs="Times New Roman"/>
+                <w:color w:val="000000"/>
+                <w:lang w:eastAsia="cs-CZ"/>
+              </w:rPr>
+            </w:pPr>
+            <w:r>
+              <w:rPr>
+                <w:rFonts w:ascii="Aptos Narrow" w:eastAsia="Times New Roman" w:hAnsi="Aptos Narrow" w:cs="Times New Roman"/>
+                <w:color w:val="000000"/>
+                <w:lang w:eastAsia="cs-CZ"/>
+              </w:rPr>
+              <w:t>Sales</w:t>
+            </w:r>
+          </w:p>
+        </w:tc>
+      </w:tr>
+      <w:tr>
+        <w:trPr>
+          <w:trHeight w:val="288"/>
+        </w:trPr>
+        <w:tc>
+          <w:tcPr>
+            <w:tcW w:w="3100" w:type="dxa"/>
+            <w:tcBorders>
+              <w:top w:val="nil"/>
+              <w:left w:val="single" w:sz="4" w:space="0" w:color="auto"/>
+              <w:bottom w:val="single" w:sz="4" w:space="0" w:color="auto"/>
+              <w:right w:val="single" w:sz="4" w:space="0" w:color="auto"/>
+            </w:tcBorders>
+            <w:noWrap/>
+            <w:vAlign w:val="bottom"/>
+            <w:hideMark/>
+          </w:tcPr>
+          <w:p>
+            <w:pPr>
+              <w:spacing w:after="0" w:line="240" w:lineRule="auto"/>
+              <w:rPr>
+                <w:rFonts w:ascii="Aptos Narrow" w:eastAsia="Times New Roman" w:hAnsi="Aptos Narrow" w:cs="Times New Roman"/>
+                <w:color w:val="000000"/>
+                <w:lang w:eastAsia="cs-CZ"/>
+              </w:rPr>
+            </w:pPr>
+            <w:r>
+              <w:rPr>
+                <w:rFonts w:ascii="Aptos Narrow" w:eastAsia="Times New Roman" w:hAnsi="Aptos Narrow" w:cs="Times New Roman"/>
+                <w:color w:val="000000"/>
+                <w:lang w:eastAsia="cs-CZ"/>
+              </w:rPr>
+              <w:t>UnitPrice</w:t>
+            </w:r>
+          </w:p>
+        </w:tc>
+        <w:tc>
+          <w:tcPr>
+            <w:tcW w:w="2680" w:type="dxa"/>
+            <w:tcBorders>
+              <w:top w:val="nil"/>
+              <w:left w:val="nil"/>
+              <w:bottom w:val="single" w:sz="4" w:space="0" w:color="auto"/>
+              <w:right w:val="single" w:sz="4" w:space="0" w:color="auto"/>
+            </w:tcBorders>
+            <w:noWrap/>
+            <w:vAlign w:val="bottom"/>
+            <w:hideMark/>
+          </w:tcPr>
+          <w:p>
+            <w:pPr>
+              <w:spacing w:after="0" w:line="240" w:lineRule="auto"/>
+              <w:rPr>
+                <w:rFonts w:ascii="Aptos Narrow" w:eastAsia="Times New Roman" w:hAnsi="Aptos Narrow" w:cs="Times New Roman"/>
+                <w:color w:val="000000"/>
+                <w:lang w:eastAsia="cs-CZ"/>
+              </w:rPr>
+            </w:pPr>
+            <w:r>
+              <w:rPr>
+                <w:rFonts w:ascii="Aptos Narrow" w:eastAsia="Times New Roman" w:hAnsi="Aptos Narrow" w:cs="Times New Roman"/>
+                <w:color w:val="000000"/>
+                <w:lang w:eastAsia="cs-CZ"/>
+              </w:rPr>
+              <w:t>Sales</w:t>
+            </w:r>
+          </w:p>
+        </w:tc>
+      </w:tr>
+      <w:tr>
+        <w:trPr>
+          <w:trHeight w:val="288"/>
+        </w:trPr>
+        <w:tc>
+          <w:tcPr>
+            <w:tcW w:w="3100" w:type="dxa"/>
+            <w:tcBorders>
+              <w:top w:val="nil"/>
+              <w:left w:val="single" w:sz="4" w:space="0" w:color="auto"/>
+              <w:bottom w:val="single" w:sz="4" w:space="0" w:color="auto"/>
+              <w:right w:val="single" w:sz="4" w:space="0" w:color="auto"/>
+            </w:tcBorders>
+            <w:noWrap/>
+            <w:vAlign w:val="bottom"/>
+            <w:hideMark/>
+          </w:tcPr>
+          <w:p>
+            <w:pPr>
+              <w:spacing w:after="0" w:line="240" w:lineRule="auto"/>
+              <w:rPr>
+                <w:rFonts w:ascii="Aptos Narrow" w:eastAsia="Times New Roman" w:hAnsi="Aptos Narrow" w:cs="Times New Roman"/>
+                <w:color w:val="000000"/>
+                <w:lang w:eastAsia="cs-CZ"/>
+              </w:rPr>
+            </w:pPr>
+            <w:r>
+              <w:rPr>
+                <w:rFonts w:ascii="Aptos Narrow" w:eastAsia="Times New Roman" w:hAnsi="Aptos Narrow" w:cs="Times New Roman"/>
+                <w:color w:val="000000"/>
+                <w:lang w:eastAsia="cs-CZ"/>
+              </w:rPr>
+              <w:t>SalesAmount</w:t>
+            </w:r>
+          </w:p>
+        </w:tc>
+        <w:tc>
+          <w:tcPr>
+            <w:tcW w:w="2680" w:type="dxa"/>
+            <w:tcBorders>
+              <w:top w:val="nil"/>
+              <w:left w:val="nil"/>
+              <w:bottom w:val="single" w:sz="4" w:space="0" w:color="auto"/>
+              <w:right w:val="single" w:sz="4" w:space="0" w:color="auto"/>
+            </w:tcBorders>
+            <w:noWrap/>
+            <w:vAlign w:val="bottom"/>
+            <w:hideMark/>
+          </w:tcPr>
+          <w:p>
+            <w:pPr>
+              <w:spacing w:after="0" w:line="240" w:lineRule="auto"/>
+              <w:rPr>
+                <w:rFonts w:ascii="Aptos Narrow" w:eastAsia="Times New Roman" w:hAnsi="Aptos Narrow" w:cs="Times New Roman"/>
+                <w:color w:val="000000"/>
+                <w:lang w:eastAsia="cs-CZ"/>
+              </w:rPr>
+            </w:pPr>
+            <w:r>
+              <w:rPr>
+                <w:rFonts w:ascii="Aptos Narrow" w:eastAsia="Times New Roman" w:hAnsi="Aptos Narrow" w:cs="Times New Roman"/>
+                <w:color w:val="000000"/>
+                <w:lang w:eastAsia="cs-CZ"/>
+              </w:rPr>
+              <w:t>Sales</w:t>
+            </w:r>
+          </w:p>
+        </w:tc>
+      </w:tr>
+      <w:tr>
+        <w:trPr>
+          <w:trHeight w:val="288"/>
+        </w:trPr>
+        <w:tc>
+          <w:tcPr>
+            <w:tcW w:w="3100" w:type="dxa"/>
+            <w:tcBorders>
+              <w:top w:val="nil"/>
+              <w:left w:val="single" w:sz="4" w:space="0" w:color="auto"/>
+              <w:bottom w:val="single" w:sz="4" w:space="0" w:color="auto"/>
+              <w:right w:val="single" w:sz="4" w:space="0" w:color="auto"/>
+            </w:tcBorders>
+            <w:noWrap/>
+            <w:vAlign w:val="bottom"/>
+            <w:hideMark/>
+          </w:tcPr>
+          <w:p>
+            <w:pPr>
+              <w:spacing w:after="0" w:line="240" w:lineRule="auto"/>
+              <w:rPr>
+                <w:rFonts w:ascii="Aptos Narrow" w:eastAsia="Times New Roman" w:hAnsi="Aptos Narrow" w:cs="Times New Roman"/>
+                <w:color w:val="000000"/>
+                <w:lang w:eastAsia="cs-CZ"/>
+              </w:rPr>
+            </w:pPr>
+            <w:r>
+              <w:rPr>
+                <w:rFonts w:ascii="Aptos Narrow" w:eastAsia="Times New Roman" w:hAnsi="Aptos Narrow" w:cs="Times New Roman"/>
+                <w:color w:val="000000"/>
+                <w:lang w:eastAsia="cs-CZ"/>
+              </w:rPr>
+              <w:t>DiscountAmount</w:t>
+            </w:r>
+          </w:p>
+        </w:tc>
+        <w:tc>
+          <w:tcPr>
+            <w:tcW w:w="2680" w:type="dxa"/>
+            <w:tcBorders>
+              <w:top w:val="nil"/>
+              <w:left w:val="nil"/>
+              <w:bottom w:val="single" w:sz="4" w:space="0" w:color="auto"/>
+              <w:right w:val="single" w:sz="4" w:space="0" w:color="auto"/>
+            </w:tcBorders>
+            <w:noWrap/>
+            <w:vAlign w:val="bottom"/>
+            <w:hideMark/>
+          </w:tcPr>
+          <w:p>
+            <w:pPr>
+              <w:spacing w:after="0" w:line="240" w:lineRule="auto"/>
+              <w:rPr>
+                <w:rFonts w:ascii="Aptos Narrow" w:eastAsia="Times New Roman" w:hAnsi="Aptos Narrow" w:cs="Times New Roman"/>
+                <w:color w:val="000000"/>
+                <w:lang w:eastAsia="cs-CZ"/>
+              </w:rPr>
+            </w:pPr>
+            <w:r>
+              <w:rPr>
+                <w:rFonts w:ascii="Aptos Narrow" w:eastAsia="Times New Roman" w:hAnsi="Aptos Narrow" w:cs="Times New Roman"/>
+                <w:color w:val="000000"/>
+                <w:lang w:eastAsia="cs-CZ"/>
+              </w:rPr>
+              <w:t>Discounts</w:t>
+            </w:r>
+          </w:p>
+        </w:tc>
+      </w:tr>
+      <w:tr>
+        <w:trPr>
+          <w:trHeight w:val="288"/>
+        </w:trPr>
+        <w:tc>
+          <w:tcPr>
+            <w:tcW w:w="3100" w:type="dxa"/>
+            <w:tcBorders>
+              <w:top w:val="nil"/>
+              <w:left w:val="single" w:sz="4" w:space="0" w:color="auto"/>
+              <w:bottom w:val="single" w:sz="4" w:space="0" w:color="auto"/>
+              <w:right w:val="single" w:sz="4" w:space="0" w:color="auto"/>
+            </w:tcBorders>
+            <w:noWrap/>
+            <w:vAlign w:val="bottom"/>
+            <w:hideMark/>
+          </w:tcPr>
+          <w:p>
+            <w:pPr>
+              <w:spacing w:after="0" w:line="240" w:lineRule="auto"/>
+              <w:rPr>
+                <w:rFonts w:ascii="Aptos Narrow" w:eastAsia="Times New Roman" w:hAnsi="Aptos Narrow" w:cs="Times New Roman"/>
+                <w:color w:val="000000"/>
+                <w:lang w:eastAsia="cs-CZ"/>
+              </w:rPr>
+            </w:pPr>
+            <w:r>
+              <w:rPr>
+                <w:rFonts w:ascii="Aptos Narrow" w:eastAsia="Times New Roman" w:hAnsi="Aptos Narrow" w:cs="Times New Roman"/>
+                <w:color w:val="000000"/>
+                <w:lang w:eastAsia="cs-CZ"/>
+              </w:rPr>
+              <w:t>UnitPriceDiscountPct</w:t>
+            </w:r>
+          </w:p>
+        </w:tc>
+        <w:tc>
+          <w:tcPr>
+            <w:tcW w:w="2680" w:type="dxa"/>
+            <w:tcBorders>
+              <w:top w:val="nil"/>
+              <w:left w:val="nil"/>
+              <w:bottom w:val="single" w:sz="4" w:space="0" w:color="auto"/>
+              <w:right w:val="single" w:sz="4" w:space="0" w:color="auto"/>
+            </w:tcBorders>
+            <w:noWrap/>
+            <w:vAlign w:val="bottom"/>
+            <w:hideMark/>
+          </w:tcPr>
+          <w:p>
+            <w:pPr>
+              <w:spacing w:after="0" w:line="240" w:lineRule="auto"/>
+              <w:rPr>
+                <w:rFonts w:ascii="Aptos Narrow" w:eastAsia="Times New Roman" w:hAnsi="Aptos Narrow" w:cs="Times New Roman"/>
+                <w:color w:val="000000"/>
+                <w:lang w:eastAsia="cs-CZ"/>
+              </w:rPr>
+            </w:pPr>
+            <w:r>
+              <w:rPr>
+                <w:rFonts w:ascii="Aptos Narrow" w:eastAsia="Times New Roman" w:hAnsi="Aptos Narrow" w:cs="Times New Roman"/>
+                <w:color w:val="000000"/>
+                <w:lang w:eastAsia="cs-CZ"/>
+              </w:rPr>
+              <w:t>Discounts</w:t>
+            </w:r>
+          </w:p>
+        </w:tc>
+      </w:tr>
+    </w:tbl>
+    <w:p>
+      <w:pPr>
+        <w:rPr>
+          <w:bCs/>
+          <w:lang w:val="en-US"/>
+        </w:rPr>
+      </w:pPr>
+      <w:r>
+        <w:rPr>
+          <w:bCs/>
+          <w:vertAlign w:val="superscript"/>
+          <w:lang w:val="en-US"/>
+        </w:rPr>
+        <w:t>*</w:t>
+      </w:r>
+      <w:r>
+        <w:rPr>
+          <w:bCs/>
+          <w:lang w:val="en-US"/>
+        </w:rPr>
+        <w:t xml:space="preserve"> </w:t>
+      </w:r>
+      <w:r>
+        <w:rPr>
+          <w:bCs/>
+          <w:lang w:val="en-US"/>
+        </w:rPr>
+        <w:t xml:space="preserve">these two columns </w:t>
+      </w:r>
+      <w:r>
+        <w:rPr>
+          <w:bCs/>
+          <w:lang w:val="en-US"/>
+        </w:rPr>
+        <w:t>need</w:t>
+      </w:r>
+      <w:r>
+        <w:rPr>
+          <w:bCs/>
+          <w:lang w:val="en-US"/>
+        </w:rPr>
+        <w:t xml:space="preserve"> to be merged together </w:t>
+      </w:r>
+      <w:r>
+        <w:rPr>
+          <w:bCs/>
+          <w:lang w:val="en-US"/>
+        </w:rPr>
+        <w:t>into one unique value</w:t>
+      </w:r>
+    </w:p>
+    <w:p>
+      <w:pPr>
+        <w:rPr>
+          <w:b/>
+          <w:lang w:val="en-US"/>
+        </w:rPr>
+      </w:pPr>
+    </w:p>
+    <w:p>
+      <w:pPr>
+        <w:rPr>
+          <w:b/>
+          <w:lang w:val="en-US"/>
+        </w:rPr>
+      </w:pPr>
+      <w:r>
+        <w:rPr>
+          <w:b/>
+          <w:lang w:val="en-US"/>
+        </w:rPr>
         <w:t>Expected results</w:t>
       </w:r>
     </w:p>
@@ -1460,6 +3104,7 @@
       <w:r>
         <w:rPr>
           <w:bCs/>
+          <w:noProof/>
           <w:lang w:val="en-US"/>
         </w:rPr>
         <w:drawing>
@@ -1524,6 +3169,7 @@
       <w:r>
         <w:rPr>
           <w:bCs/>
+          <w:noProof/>
           <w:lang w:val="en-US"/>
         </w:rPr>
         <w:drawing>
@@ -1570,14 +3216,6 @@
           <w:lang w:val="en-US"/>
         </w:rPr>
       </w:pPr>
-    </w:p>
-    <w:p>
-      <w:pPr>
-        <w:rPr>
-          <w:bCs/>
-          <w:lang w:val="en-US"/>
-        </w:rPr>
-      </w:pPr>
       <w:r>
         <w:rPr>
           <w:bCs/>
@@ -1627,6 +3265,7 @@
       <w:r>
         <w:rPr>
           <w:bCs/>
+          <w:noProof/>
           <w:lang w:val="en-US"/>
         </w:rPr>
         <w:drawing>
@@ -1686,33 +3325,20 @@
           <w:bCs/>
           <w:lang w:val="en-US"/>
         </w:rPr>
-        <w:t>Page “Sales Overview</w:t>
-      </w:r>
-      <w:r>
-        <w:rPr>
-          <w:bCs/>
-          <w:lang w:val="en-US"/>
-        </w:rPr>
-        <w:t xml:space="preserve"> Tables</w:t>
-      </w:r>
-      <w:r>
-        <w:rPr>
-          <w:bCs/>
-          <w:lang w:val="en-US"/>
-        </w:rPr>
-        <w:t>”</w:t>
-      </w:r>
-    </w:p>
-    <w:p>
-      <w:pPr>
-        <w:rPr>
-          <w:bCs/>
-          <w:lang w:val="en-US"/>
-        </w:rPr>
-      </w:pPr>
-      <w:r>
-        <w:rPr>
-          <w:bCs/>
+        <w:t>Page “Sales Overview Tables”</w:t>
+      </w:r>
+    </w:p>
+    <w:p>
+      <w:pPr>
+        <w:rPr>
+          <w:bCs/>
+          <w:lang w:val="en-US"/>
+        </w:rPr>
+      </w:pPr>
+      <w:r>
+        <w:rPr>
+          <w:bCs/>
+          <w:noProof/>
           <w:lang w:val="en-US"/>
         </w:rPr>
         <w:drawing>
@@ -1789,33 +3415,20 @@
           <w:lang w:val="en-US"/>
         </w:rPr>
         <w:lastRenderedPageBreak/>
-        <w:t>Page “</w:t>
-      </w:r>
-      <w:r>
-        <w:rPr>
-          <w:bCs/>
-          <w:lang w:val="en-US"/>
-        </w:rPr>
-        <w:t>Details</w:t>
-      </w:r>
-      <w:r>
-        <w:rPr>
-          <w:bCs/>
-          <w:lang w:val="en-US"/>
-        </w:rPr>
-        <w:t>”</w:t>
-      </w:r>
-    </w:p>
-    <w:p>
-      <w:pPr>
-        <w:rPr>
-          <w:bCs/>
-          <w:lang w:val="en-US"/>
-        </w:rPr>
-      </w:pPr>
-      <w:r>
-        <w:rPr>
-          <w:bCs/>
+        <w:t>Page “Details”</w:t>
+      </w:r>
+    </w:p>
+    <w:p>
+      <w:pPr>
+        <w:rPr>
+          <w:bCs/>
+          <w:lang w:val="en-US"/>
+        </w:rPr>
+      </w:pPr>
+      <w:r>
+        <w:rPr>
+          <w:bCs/>
+          <w:noProof/>
           <w:lang w:val="en-US"/>
         </w:rPr>
         <w:drawing>
@@ -1875,33 +3488,20 @@
           <w:bCs/>
           <w:lang w:val="en-US"/>
         </w:rPr>
-        <w:t>Page “</w:t>
-      </w:r>
-      <w:r>
-        <w:rPr>
-          <w:bCs/>
-          <w:lang w:val="en-US"/>
-        </w:rPr>
-        <w:t>Time Intelligence Calculations</w:t>
-      </w:r>
-      <w:r>
-        <w:rPr>
-          <w:bCs/>
-          <w:lang w:val="en-US"/>
-        </w:rPr>
-        <w:t>”</w:t>
-      </w:r>
-    </w:p>
-    <w:p>
-      <w:pPr>
-        <w:rPr>
-          <w:bCs/>
-          <w:lang w:val="en-US"/>
-        </w:rPr>
-      </w:pPr>
-      <w:r>
-        <w:rPr>
-          <w:bCs/>
+        <w:t>Page “Time Intelligence Calculations”</w:t>
+      </w:r>
+    </w:p>
+    <w:p>
+      <w:pPr>
+        <w:rPr>
+          <w:bCs/>
+          <w:lang w:val="en-US"/>
+        </w:rPr>
+      </w:pPr>
+      <w:r>
+        <w:rPr>
+          <w:bCs/>
+          <w:noProof/>
           <w:lang w:val="en-US"/>
         </w:rPr>
         <w:drawing>
@@ -1986,33 +3586,20 @@
           <w:lang w:val="en-US"/>
         </w:rPr>
         <w:lastRenderedPageBreak/>
-        <w:t>Page “</w:t>
-      </w:r>
-      <w:r>
-        <w:rPr>
-          <w:bCs/>
-          <w:lang w:val="en-US"/>
-        </w:rPr>
-        <w:t>Reseller Tooltip</w:t>
-      </w:r>
-      <w:r>
-        <w:rPr>
-          <w:bCs/>
-          <w:lang w:val="en-US"/>
-        </w:rPr>
-        <w:t>”</w:t>
-      </w:r>
-    </w:p>
-    <w:p>
-      <w:pPr>
-        <w:rPr>
-          <w:bCs/>
-          <w:lang w:val="en-US"/>
-        </w:rPr>
-      </w:pPr>
-      <w:r>
-        <w:rPr>
-          <w:bCs/>
+        <w:t>Page “Reseller Tooltip”</w:t>
+      </w:r>
+    </w:p>
+    <w:p>
+      <w:pPr>
+        <w:rPr>
+          <w:bCs/>
+          <w:lang w:val="en-US"/>
+        </w:rPr>
+      </w:pPr>
+      <w:r>
+        <w:rPr>
+          <w:bCs/>
+          <w:noProof/>
           <w:lang w:val="en-US"/>
         </w:rPr>
         <w:drawing>
@@ -2071,15 +3658,38 @@
     <w:p>
       <w:pPr>
         <w:rPr>
-          <w:lang w:val="en-US"/>
-        </w:rPr>
-      </w:pPr>
-      <w:r>
-        <w:rPr>
           <w:b/>
           <w:lang w:val="en-US"/>
         </w:rPr>
-        <w:t>Bonus tasks</w:t>
+      </w:pPr>
+      <w:r>
+        <w:rPr>
+          <w:b/>
+          <w:lang w:val="en-US"/>
+        </w:rPr>
+        <w:br w:type="page"/>
+      </w:r>
+    </w:p>
+    <w:p>
+      <w:pPr>
+        <w:rPr>
+          <w:lang w:val="en-US"/>
+        </w:rPr>
+      </w:pPr>
+      <w:r>
+        <w:rPr>
+          <w:b/>
+          <w:lang w:val="en-US"/>
+        </w:rPr>
+        <w:lastRenderedPageBreak/>
+        <w:t>Optional b</w:t>
+      </w:r>
+      <w:r>
+        <w:rPr>
+          <w:b/>
+          <w:lang w:val="en-US"/>
+        </w:rPr>
+        <w:t>onus tasks</w:t>
       </w:r>
     </w:p>
     <w:p>
@@ -2267,6 +3877,36 @@
           <w:lang w:val="en-US"/>
         </w:rPr>
         <w:t>and refresh the report to simulate live data</w:t>
+      </w:r>
+    </w:p>
+    <w:p>
+      <w:pPr>
+        <w:pStyle w:val="Odstavecseseznamem"/>
+        <w:numPr>
+          <w:ilvl w:val="0"/>
+          <w:numId w:val="1"/>
+        </w:numPr>
+        <w:rPr>
+          <w:lang w:val="en-US"/>
+        </w:rPr>
+      </w:pPr>
+      <w:r>
+        <w:rPr>
+          <w:lang w:val="en-US"/>
+        </w:rPr>
+        <w:t xml:space="preserve">Import file continents.csv which is list of countries </w:t>
+      </w:r>
+      <w:r>
+        <w:rPr>
+          <w:lang w:val="en-US"/>
+        </w:rPr>
+        <w:t xml:space="preserve">and </w:t>
+      </w:r>
+      <w:r>
+        <w:rPr>
+          <w:lang w:val="en-US"/>
+        </w:rPr>
+        <w:t>continents. Add this as new data source, integrate it into the model and change filters with the “Country” field to use “Continent” field instead</w:t>
       </w:r>
     </w:p>
     <w:p>
@@ -2459,7 +4099,6 @@
               <v:path gradientshapeok="t" o:connecttype="rect"/>
             </v:shapetype>
             <v:shape id="Textové pole 3" o:spid="_x0000_s1026" type="#_x0000_t202" alt="Internal" style="position:absolute;margin-left:0;margin-top:0;width:26.7pt;height:24.95pt;z-index:251659264;visibility:visible;mso-wrap-style:none;mso-wrap-distance-left:0;mso-wrap-distance-top:0;mso-wrap-distance-right:0;mso-wrap-distance-bottom:0;mso-position-horizontal:center;mso-position-horizontal-relative:page;mso-position-vertical:bottom;mso-position-vertical-relative:page;v-text-anchor:bottom" o:gfxdata="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" filled="f" stroked="f">
-              <v:fill o:detectmouseclick="t"/>
               <v:textbox style="mso-fit-shape-to-text:t" inset="0,0,0,15pt">
                 <w:txbxContent>
                   <w:p>
@@ -2503,7 +4142,13 @@
       <w:pStyle w:val="Zpat"/>
     </w:pPr>
     <w:r>
-      <w:t>Filip Merhaut, 17.3.2026</w:t>
+      <w:t>Filip Merhaut, 1</w:t>
+    </w:r>
+    <w:r>
+      <w:t>8</w:t>
+    </w:r>
+    <w:r>
+      <w:t>.3.2026</w:t>
     </w:r>
   </w:p>
 </w:ftr>
@@ -2603,7 +4248,6 @@
               <v:path gradientshapeok="t" o:connecttype="rect"/>
             </v:shapetype>
             <v:shape id="Textové pole 2" o:spid="_x0000_s1027" type="#_x0000_t202" alt="Internal" style="position:absolute;margin-left:0;margin-top:0;width:26.7pt;height:24.95pt;z-index:251658240;visibility:visible;mso-wrap-style:none;mso-wrap-distance-left:0;mso-wrap-distance-top:0;mso-wrap-distance-right:0;mso-wrap-distance-bottom:0;mso-position-horizontal:center;mso-position-horizontal-relative:page;mso-position-vertical:bottom;mso-position-vertical-relative:page;v-text-anchor:bottom" o:gfxdata="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" filled="f" stroked="f">
-              <v:fill o:detectmouseclick="t"/>
               <v:textbox style="mso-fit-shape-to-text:t" inset="0,0,0,15pt">
                 <w:txbxContent>
                   <w:p>
@@ -2780,6 +4424,155 @@
     </w:lvl>
   </w:abstractNum>
   <w:abstractNum w:abstractNumId="1" w15:restartNumberingAfterBreak="0">
+    <w:nsid w:val="180E012C"/>
+    <w:multiLevelType w:val="multilevel"/>
+    <w:tmpl w:val="349CA446"/>
+    <w:lvl w:ilvl="0">
+      <w:start w:val="1"/>
+      <w:numFmt w:val="bullet"/>
+      <w:lvlText w:val=""/>
+      <w:lvlJc w:val="left"/>
+      <w:pPr>
+        <w:tabs>
+          <w:tab w:val="num" w:pos="720"/>
+        </w:tabs>
+        <w:ind w:left="720" w:hanging="360"/>
+      </w:pPr>
+      <w:rPr>
+        <w:rFonts w:ascii="Symbol" w:hAnsi="Symbol" w:hint="default"/>
+        <w:sz w:val="20"/>
+      </w:rPr>
+    </w:lvl>
+    <w:lvl w:ilvl="1" w:tentative="1">
+      <w:start w:val="1"/>
+      <w:numFmt w:val="bullet"/>
+      <w:lvlText w:val="o"/>
+      <w:lvlJc w:val="left"/>
+      <w:pPr>
+        <w:tabs>
+          <w:tab w:val="num" w:pos="1440"/>
+        </w:tabs>
+        <w:ind w:left="1440" w:hanging="360"/>
+      </w:pPr>
+      <w:rPr>
+        <w:rFonts w:ascii="Courier New" w:hAnsi="Courier New" w:hint="default"/>
+        <w:sz w:val="20"/>
+      </w:rPr>
+    </w:lvl>
+    <w:lvl w:ilvl="2" w:tentative="1">
+      <w:start w:val="1"/>
+      <w:numFmt w:val="bullet"/>
+      <w:lvlText w:val=""/>
+      <w:lvlJc w:val="left"/>
+      <w:pPr>
+        <w:tabs>
+          <w:tab w:val="num" w:pos="2160"/>
+        </w:tabs>
+        <w:ind w:left="2160" w:hanging="360"/>
+      </w:pPr>
+      <w:rPr>
+        <w:rFonts w:ascii="Wingdings" w:hAnsi="Wingdings" w:hint="default"/>
+        <w:sz w:val="20"/>
+      </w:rPr>
+    </w:lvl>
+    <w:lvl w:ilvl="3" w:tentative="1">
+      <w:start w:val="1"/>
+      <w:numFmt w:val="bullet"/>
+      <w:lvlText w:val=""/>
+      <w:lvlJc w:val="left"/>
+      <w:pPr>
+        <w:tabs>
+          <w:tab w:val="num" w:pos="2880"/>
+        </w:tabs>
+        <w:ind w:left="2880" w:hanging="360"/>
+      </w:pPr>
+      <w:rPr>
+        <w:rFonts w:ascii="Wingdings" w:hAnsi="Wingdings" w:hint="default"/>
+        <w:sz w:val="20"/>
+      </w:rPr>
+    </w:lvl>
+    <w:lvl w:ilvl="4" w:tentative="1">
+      <w:start w:val="1"/>
+      <w:numFmt w:val="bullet"/>
+      <w:lvlText w:val=""/>
+      <w:lvlJc w:val="left"/>
+      <w:pPr>
+        <w:tabs>
+          <w:tab w:val="num" w:pos="3600"/>
+        </w:tabs>
+        <w:ind w:left="3600" w:hanging="360"/>
+      </w:pPr>
+      <w:rPr>
+        <w:rFonts w:ascii="Wingdings" w:hAnsi="Wingdings" w:hint="default"/>
+        <w:sz w:val="20"/>
+      </w:rPr>
+    </w:lvl>
+    <w:lvl w:ilvl="5" w:tentative="1">
+      <w:start w:val="1"/>
+      <w:numFmt w:val="bullet"/>
+      <w:lvlText w:val=""/>
+      <w:lvlJc w:val="left"/>
+      <w:pPr>
+        <w:tabs>
+          <w:tab w:val="num" w:pos="4320"/>
+        </w:tabs>
+        <w:ind w:left="4320" w:hanging="360"/>
+      </w:pPr>
+      <w:rPr>
+        <w:rFonts w:ascii="Wingdings" w:hAnsi="Wingdings" w:hint="default"/>
+        <w:sz w:val="20"/>
+      </w:rPr>
+    </w:lvl>
+    <w:lvl w:ilvl="6" w:tentative="1">
+      <w:start w:val="1"/>
+      <w:numFmt w:val="bullet"/>
+      <w:lvlText w:val=""/>
+      <w:lvlJc w:val="left"/>
+      <w:pPr>
+        <w:tabs>
+          <w:tab w:val="num" w:pos="5040"/>
+        </w:tabs>
+        <w:ind w:left="5040" w:hanging="360"/>
+      </w:pPr>
+      <w:rPr>
+        <w:rFonts w:ascii="Wingdings" w:hAnsi="Wingdings" w:hint="default"/>
+        <w:sz w:val="20"/>
+      </w:rPr>
+    </w:lvl>
+    <w:lvl w:ilvl="7" w:tentative="1">
+      <w:start w:val="1"/>
+      <w:numFmt w:val="bullet"/>
+      <w:lvlText w:val=""/>
+      <w:lvlJc w:val="left"/>
+      <w:pPr>
+        <w:tabs>
+          <w:tab w:val="num" w:pos="5760"/>
+        </w:tabs>
+        <w:ind w:left="5760" w:hanging="360"/>
+      </w:pPr>
+      <w:rPr>
+        <w:rFonts w:ascii="Wingdings" w:hAnsi="Wingdings" w:hint="default"/>
+        <w:sz w:val="20"/>
+      </w:rPr>
+    </w:lvl>
+    <w:lvl w:ilvl="8" w:tentative="1">
+      <w:start w:val="1"/>
+      <w:numFmt w:val="bullet"/>
+      <w:lvlText w:val=""/>
+      <w:lvlJc w:val="left"/>
+      <w:pPr>
+        <w:tabs>
+          <w:tab w:val="num" w:pos="6480"/>
+        </w:tabs>
+        <w:ind w:left="6480" w:hanging="360"/>
+      </w:pPr>
+      <w:rPr>
+        <w:rFonts w:ascii="Wingdings" w:hAnsi="Wingdings" w:hint="default"/>
+        <w:sz w:val="20"/>
+      </w:rPr>
+    </w:lvl>
+  </w:abstractNum>
+  <w:abstractNum w:abstractNumId="2" w15:restartNumberingAfterBreak="0">
     <w:nsid w:val="248D78F2"/>
     <w:multiLevelType w:val="hybridMultilevel"/>
     <w:tmpl w:val="BB0431C2"/>
@@ -2868,7 +4661,305 @@
       </w:pPr>
     </w:lvl>
   </w:abstractNum>
-  <w:abstractNum w:abstractNumId="2" w15:restartNumberingAfterBreak="0">
+  <w:abstractNum w:abstractNumId="3" w15:restartNumberingAfterBreak="0">
+    <w:nsid w:val="299F7C18"/>
+    <w:multiLevelType w:val="multilevel"/>
+    <w:tmpl w:val="F52E7252"/>
+    <w:lvl w:ilvl="0">
+      <w:start w:val="1"/>
+      <w:numFmt w:val="bullet"/>
+      <w:lvlText w:val=""/>
+      <w:lvlJc w:val="left"/>
+      <w:pPr>
+        <w:tabs>
+          <w:tab w:val="num" w:pos="720"/>
+        </w:tabs>
+        <w:ind w:left="720" w:hanging="360"/>
+      </w:pPr>
+      <w:rPr>
+        <w:rFonts w:ascii="Symbol" w:hAnsi="Symbol" w:hint="default"/>
+        <w:sz w:val="20"/>
+      </w:rPr>
+    </w:lvl>
+    <w:lvl w:ilvl="1" w:tentative="1">
+      <w:start w:val="1"/>
+      <w:numFmt w:val="bullet"/>
+      <w:lvlText w:val="o"/>
+      <w:lvlJc w:val="left"/>
+      <w:pPr>
+        <w:tabs>
+          <w:tab w:val="num" w:pos="1440"/>
+        </w:tabs>
+        <w:ind w:left="1440" w:hanging="360"/>
+      </w:pPr>
+      <w:rPr>
+        <w:rFonts w:ascii="Courier New" w:hAnsi="Courier New" w:hint="default"/>
+        <w:sz w:val="20"/>
+      </w:rPr>
+    </w:lvl>
+    <w:lvl w:ilvl="2" w:tentative="1">
+      <w:start w:val="1"/>
+      <w:numFmt w:val="bullet"/>
+      <w:lvlText w:val=""/>
+      <w:lvlJc w:val="left"/>
+      <w:pPr>
+        <w:tabs>
+          <w:tab w:val="num" w:pos="2160"/>
+        </w:tabs>
+        <w:ind w:left="2160" w:hanging="360"/>
+      </w:pPr>
+      <w:rPr>
+        <w:rFonts w:ascii="Wingdings" w:hAnsi="Wingdings" w:hint="default"/>
+        <w:sz w:val="20"/>
+      </w:rPr>
+    </w:lvl>
+    <w:lvl w:ilvl="3" w:tentative="1">
+      <w:start w:val="1"/>
+      <w:numFmt w:val="bullet"/>
+      <w:lvlText w:val=""/>
+      <w:lvlJc w:val="left"/>
+      <w:pPr>
+        <w:tabs>
+          <w:tab w:val="num" w:pos="2880"/>
+        </w:tabs>
+        <w:ind w:left="2880" w:hanging="360"/>
+      </w:pPr>
+      <w:rPr>
+        <w:rFonts w:ascii="Wingdings" w:hAnsi="Wingdings" w:hint="default"/>
+        <w:sz w:val="20"/>
+      </w:rPr>
+    </w:lvl>
+    <w:lvl w:ilvl="4" w:tentative="1">
+      <w:start w:val="1"/>
+      <w:numFmt w:val="bullet"/>
+      <w:lvlText w:val=""/>
+      <w:lvlJc w:val="left"/>
+      <w:pPr>
+        <w:tabs>
+          <w:tab w:val="num" w:pos="3600"/>
+        </w:tabs>
+        <w:ind w:left="3600" w:hanging="360"/>
+      </w:pPr>
+      <w:rPr>
+        <w:rFonts w:ascii="Wingdings" w:hAnsi="Wingdings" w:hint="default"/>
+        <w:sz w:val="20"/>
+      </w:rPr>
+    </w:lvl>
+    <w:lvl w:ilvl="5" w:tentative="1">
+      <w:start w:val="1"/>
+      <w:numFmt w:val="bullet"/>
+      <w:lvlText w:val=""/>
+      <w:lvlJc w:val="left"/>
+      <w:pPr>
+        <w:tabs>
+          <w:tab w:val="num" w:pos="4320"/>
+        </w:tabs>
+        <w:ind w:left="4320" w:hanging="360"/>
+      </w:pPr>
+      <w:rPr>
+        <w:rFonts w:ascii="Wingdings" w:hAnsi="Wingdings" w:hint="default"/>
+        <w:sz w:val="20"/>
+      </w:rPr>
+    </w:lvl>
+    <w:lvl w:ilvl="6" w:tentative="1">
+      <w:start w:val="1"/>
+      <w:numFmt w:val="bullet"/>
+      <w:lvlText w:val=""/>
+      <w:lvlJc w:val="left"/>
+      <w:pPr>
+        <w:tabs>
+          <w:tab w:val="num" w:pos="5040"/>
+        </w:tabs>
+        <w:ind w:left="5040" w:hanging="360"/>
+      </w:pPr>
+      <w:rPr>
+        <w:rFonts w:ascii="Wingdings" w:hAnsi="Wingdings" w:hint="default"/>
+        <w:sz w:val="20"/>
+      </w:rPr>
+    </w:lvl>
+    <w:lvl w:ilvl="7" w:tentative="1">
+      <w:start w:val="1"/>
+      <w:numFmt w:val="bullet"/>
+      <w:lvlText w:val=""/>
+      <w:lvlJc w:val="left"/>
+      <w:pPr>
+        <w:tabs>
+          <w:tab w:val="num" w:pos="5760"/>
+        </w:tabs>
+        <w:ind w:left="5760" w:hanging="360"/>
+      </w:pPr>
+      <w:rPr>
+        <w:rFonts w:ascii="Wingdings" w:hAnsi="Wingdings" w:hint="default"/>
+        <w:sz w:val="20"/>
+      </w:rPr>
+    </w:lvl>
+    <w:lvl w:ilvl="8" w:tentative="1">
+      <w:start w:val="1"/>
+      <w:numFmt w:val="bullet"/>
+      <w:lvlText w:val=""/>
+      <w:lvlJc w:val="left"/>
+      <w:pPr>
+        <w:tabs>
+          <w:tab w:val="num" w:pos="6480"/>
+        </w:tabs>
+        <w:ind w:left="6480" w:hanging="360"/>
+      </w:pPr>
+      <w:rPr>
+        <w:rFonts w:ascii="Wingdings" w:hAnsi="Wingdings" w:hint="default"/>
+        <w:sz w:val="20"/>
+      </w:rPr>
+    </w:lvl>
+  </w:abstractNum>
+  <w:abstractNum w:abstractNumId="4" w15:restartNumberingAfterBreak="0">
+    <w:nsid w:val="3C636761"/>
+    <w:multiLevelType w:val="multilevel"/>
+    <w:tmpl w:val="9B2211CE"/>
+    <w:lvl w:ilvl="0">
+      <w:start w:val="1"/>
+      <w:numFmt w:val="bullet"/>
+      <w:lvlText w:val=""/>
+      <w:lvlJc w:val="left"/>
+      <w:pPr>
+        <w:tabs>
+          <w:tab w:val="num" w:pos="720"/>
+        </w:tabs>
+        <w:ind w:left="720" w:hanging="360"/>
+      </w:pPr>
+      <w:rPr>
+        <w:rFonts w:ascii="Symbol" w:hAnsi="Symbol" w:hint="default"/>
+        <w:sz w:val="20"/>
+      </w:rPr>
+    </w:lvl>
+    <w:lvl w:ilvl="1" w:tentative="1">
+      <w:start w:val="1"/>
+      <w:numFmt w:val="bullet"/>
+      <w:lvlText w:val="o"/>
+      <w:lvlJc w:val="left"/>
+      <w:pPr>
+        <w:tabs>
+          <w:tab w:val="num" w:pos="1440"/>
+        </w:tabs>
+        <w:ind w:left="1440" w:hanging="360"/>
+      </w:pPr>
+      <w:rPr>
+        <w:rFonts w:ascii="Courier New" w:hAnsi="Courier New" w:hint="default"/>
+        <w:sz w:val="20"/>
+      </w:rPr>
+    </w:lvl>
+    <w:lvl w:ilvl="2" w:tentative="1">
+      <w:start w:val="1"/>
+      <w:numFmt w:val="bullet"/>
+      <w:lvlText w:val=""/>
+      <w:lvlJc w:val="left"/>
+      <w:pPr>
+        <w:tabs>
+          <w:tab w:val="num" w:pos="2160"/>
+        </w:tabs>
+        <w:ind w:left="2160" w:hanging="360"/>
+      </w:pPr>
+      <w:rPr>
+        <w:rFonts w:ascii="Wingdings" w:hAnsi="Wingdings" w:hint="default"/>
+        <w:sz w:val="20"/>
+      </w:rPr>
+    </w:lvl>
+    <w:lvl w:ilvl="3" w:tentative="1">
+      <w:start w:val="1"/>
+      <w:numFmt w:val="bullet"/>
+      <w:lvlText w:val=""/>
+      <w:lvlJc w:val="left"/>
+      <w:pPr>
+        <w:tabs>
+          <w:tab w:val="num" w:pos="2880"/>
+        </w:tabs>
+        <w:ind w:left="2880" w:hanging="360"/>
+      </w:pPr>
+      <w:rPr>
+        <w:rFonts w:ascii="Wingdings" w:hAnsi="Wingdings" w:hint="default"/>
+        <w:sz w:val="20"/>
+      </w:rPr>
+    </w:lvl>
+    <w:lvl w:ilvl="4" w:tentative="1">
+      <w:start w:val="1"/>
+      <w:numFmt w:val="bullet"/>
+      <w:lvlText w:val=""/>
+      <w:lvlJc w:val="left"/>
+      <w:pPr>
+        <w:tabs>
+          <w:tab w:val="num" w:pos="3600"/>
+        </w:tabs>
+        <w:ind w:left="3600" w:hanging="360"/>
+      </w:pPr>
+      <w:rPr>
+        <w:rFonts w:ascii="Wingdings" w:hAnsi="Wingdings" w:hint="default"/>
+        <w:sz w:val="20"/>
+      </w:rPr>
+    </w:lvl>
+    <w:lvl w:ilvl="5" w:tentative="1">
+      <w:start w:val="1"/>
+      <w:numFmt w:val="bullet"/>
+      <w:lvlText w:val=""/>
+      <w:lvlJc w:val="left"/>
+      <w:pPr>
+        <w:tabs>
+          <w:tab w:val="num" w:pos="4320"/>
+        </w:tabs>
+        <w:ind w:left="4320" w:hanging="360"/>
+      </w:pPr>
+      <w:rPr>
+        <w:rFonts w:ascii="Wingdings" w:hAnsi="Wingdings" w:hint="default"/>
+        <w:sz w:val="20"/>
+      </w:rPr>
+    </w:lvl>
+    <w:lvl w:ilvl="6" w:tentative="1">
+      <w:start w:val="1"/>
+      <w:numFmt w:val="bullet"/>
+      <w:lvlText w:val=""/>
+      <w:lvlJc w:val="left"/>
+      <w:pPr>
+        <w:tabs>
+          <w:tab w:val="num" w:pos="5040"/>
+        </w:tabs>
+        <w:ind w:left="5040" w:hanging="360"/>
+      </w:pPr>
+      <w:rPr>
+        <w:rFonts w:ascii="Wingdings" w:hAnsi="Wingdings" w:hint="default"/>
+        <w:sz w:val="20"/>
+      </w:rPr>
+    </w:lvl>
+    <w:lvl w:ilvl="7" w:tentative="1">
+      <w:start w:val="1"/>
+      <w:numFmt w:val="bullet"/>
+      <w:lvlText w:val=""/>
+      <w:lvlJc w:val="left"/>
+      <w:pPr>
+        <w:tabs>
+          <w:tab w:val="num" w:pos="5760"/>
+        </w:tabs>
+        <w:ind w:left="5760" w:hanging="360"/>
+      </w:pPr>
+      <w:rPr>
+        <w:rFonts w:ascii="Wingdings" w:hAnsi="Wingdings" w:hint="default"/>
+        <w:sz w:val="20"/>
+      </w:rPr>
+    </w:lvl>
+    <w:lvl w:ilvl="8" w:tentative="1">
+      <w:start w:val="1"/>
+      <w:numFmt w:val="bullet"/>
+      <w:lvlText w:val=""/>
+      <w:lvlJc w:val="left"/>
+      <w:pPr>
+        <w:tabs>
+          <w:tab w:val="num" w:pos="6480"/>
+        </w:tabs>
+        <w:ind w:left="6480" w:hanging="360"/>
+      </w:pPr>
+      <w:rPr>
+        <w:rFonts w:ascii="Wingdings" w:hAnsi="Wingdings" w:hint="default"/>
+        <w:sz w:val="20"/>
+      </w:rPr>
+    </w:lvl>
+  </w:abstractNum>
+  <w:abstractNum w:abstractNumId="5" w15:restartNumberingAfterBreak="0">
     <w:nsid w:val="5A815854"/>
     <w:multiLevelType w:val="hybridMultilevel"/>
     <w:tmpl w:val="BB0431C2"/>
@@ -2961,10 +5052,19 @@
     <w:abstractNumId w:val="0"/>
   </w:num>
   <w:num w:numId="2" w16cid:durableId="1856264456">
+    <w:abstractNumId w:val="2"/>
+  </w:num>
+  <w:num w:numId="3" w16cid:durableId="1370567300">
+    <w:abstractNumId w:val="5"/>
+  </w:num>
+  <w:num w:numId="4" w16cid:durableId="1004939529">
+    <w:abstractNumId w:val="4"/>
+  </w:num>
+  <w:num w:numId="5" w16cid:durableId="1267733739">
     <w:abstractNumId w:val="1"/>
   </w:num>
-  <w:num w:numId="3" w16cid:durableId="1370567300">
-    <w:abstractNumId w:val="2"/>
+  <w:num w:numId="6" w16cid:durableId="702362342">
+    <w:abstractNumId w:val="3"/>
   </w:num>
 </w:numbering>
 </file>
@@ -3371,7 +5471,6 @@
   <w:style w:type="character" w:default="1" w:styleId="Standardnpsmoodstavce">
     <w:name w:val="Default Paragraph Font"/>
     <w:uiPriority w:val="1"/>
-    <w:semiHidden/>
     <w:unhideWhenUsed/>
   </w:style>
   <w:style w:type="table" w:default="1" w:styleId="Normlntabulka">

--- a/PowerBI Training UTB 2026_03.docx
+++ b/PowerBI Training UTB 2026_03.docx
@@ -3091,7 +3091,7 @@
           <w:bCs/>
           <w:lang w:val="en-US"/>
         </w:rPr>
-        <w:t>Power Query</w:t>
+        <w:t>Data Model</w:t>
       </w:r>
     </w:p>
     <w:p>
@@ -3108,10 +3108,10 @@
           <w:lang w:val="en-US"/>
         </w:rPr>
         <w:drawing>
-          <wp:inline distT="0" distB="0" distL="0" distR="0" wp14:anchorId="180634D8" wp14:editId="49147CBD">
-            <wp:extent cx="5760720" cy="3712845"/>
-            <wp:effectExtent l="0" t="0" r="0" b="1905"/>
-            <wp:docPr id="424446820" name="Obrázek 1" descr="Obsah obrázku text, snímek obrazovky, software, číslo&#10;&#10;Obsah generovaný pomocí AI může být nesprávný."/>
+          <wp:inline distT="0" distB="0" distL="0" distR="0" wp14:anchorId="44576E15" wp14:editId="1D35A92B">
+            <wp:extent cx="5752465" cy="3333115"/>
+            <wp:effectExtent l="0" t="0" r="635" b="635"/>
+            <wp:docPr id="237277865" name="Obrázek 1"/>
             <wp:cNvGraphicFramePr>
               <a:graphicFrameLocks xmlns:a="http://schemas.openxmlformats.org/drawingml/2006/main" noChangeAspect="1"/>
             </wp:cNvGraphicFramePr>
@@ -3119,23 +3119,36 @@
               <a:graphicData uri="http://schemas.openxmlformats.org/drawingml/2006/picture">
                 <pic:pic xmlns:pic="http://schemas.openxmlformats.org/drawingml/2006/picture">
                   <pic:nvPicPr>
-                    <pic:cNvPr id="424446820" name="Obrázek 1" descr="Obsah obrázku text, snímek obrazovky, software, číslo&#10;&#10;Obsah generovaný pomocí AI může být nesprávný."/>
-                    <pic:cNvPicPr/>
+                    <pic:cNvPr id="0" name="Picture 1"/>
+                    <pic:cNvPicPr>
+                      <a:picLocks noChangeAspect="1" noChangeArrowheads="1"/>
+                    </pic:cNvPicPr>
                   </pic:nvPicPr>
                   <pic:blipFill>
-                    <a:blip r:embed="rId9"/>
+                    <a:blip r:embed="rId9" cstate="print">
+                      <a:extLst>
+                        <a:ext uri="{28A0092B-C50C-407E-A947-70E740481C1C}">
+                          <a14:useLocalDpi xmlns:a14="http://schemas.microsoft.com/office/drawing/2010/main" val="0"/>
+                        </a:ext>
+                      </a:extLst>
+                    </a:blip>
+                    <a:srcRect/>
                     <a:stretch>
                       <a:fillRect/>
                     </a:stretch>
                   </pic:blipFill>
-                  <pic:spPr>
+                  <pic:spPr bwMode="auto">
                     <a:xfrm>
                       <a:off x="0" y="0"/>
-                      <a:ext cx="5760720" cy="3712845"/>
+                      <a:ext cx="5752465" cy="3333115"/>
                     </a:xfrm>
                     <a:prstGeom prst="rect">
                       <a:avLst/>
                     </a:prstGeom>
+                    <a:noFill/>
+                    <a:ln>
+                      <a:noFill/>
+                    </a:ln>
                   </pic:spPr>
                 </pic:pic>
               </a:graphicData>
@@ -3147,541 +3160,22 @@
     <w:p>
       <w:pPr>
         <w:rPr>
-          <w:bCs/>
-          <w:lang w:val="en-US"/>
-        </w:rPr>
-      </w:pPr>
-      <w:r>
-        <w:rPr>
-          <w:bCs/>
-          <w:lang w:val="en-US"/>
-        </w:rPr>
-        <w:t>Data Model</w:t>
-      </w:r>
+          <w:b/>
+          <w:lang w:val="en-US"/>
+        </w:rPr>
+      </w:pPr>
     </w:p>
     <w:p>
       <w:pPr>
         <w:rPr>
-          <w:bCs/>
-          <w:lang w:val="en-US"/>
-        </w:rPr>
-      </w:pPr>
-      <w:r>
-        <w:rPr>
-          <w:bCs/>
-          <w:noProof/>
-          <w:lang w:val="en-US"/>
-        </w:rPr>
-        <w:drawing>
-          <wp:inline distT="0" distB="0" distL="0" distR="0" wp14:anchorId="6FE6C937" wp14:editId="5B2544ED">
-            <wp:extent cx="5760720" cy="3347085"/>
-            <wp:effectExtent l="0" t="0" r="0" b="5715"/>
-            <wp:docPr id="1662324204" name="Obrázek 1" descr="Obsah obrázku text, snímek obrazovky, číslo, software&#10;&#10;Obsah generovaný pomocí AI může být nesprávný."/>
-            <wp:cNvGraphicFramePr>
-              <a:graphicFrameLocks xmlns:a="http://schemas.openxmlformats.org/drawingml/2006/main" noChangeAspect="1"/>
-            </wp:cNvGraphicFramePr>
-            <a:graphic xmlns:a="http://schemas.openxmlformats.org/drawingml/2006/main">
-              <a:graphicData uri="http://schemas.openxmlformats.org/drawingml/2006/picture">
-                <pic:pic xmlns:pic="http://schemas.openxmlformats.org/drawingml/2006/picture">
-                  <pic:nvPicPr>
-                    <pic:cNvPr id="1662324204" name="Obrázek 1" descr="Obsah obrázku text, snímek obrazovky, číslo, software&#10;&#10;Obsah generovaný pomocí AI může být nesprávný."/>
-                    <pic:cNvPicPr/>
-                  </pic:nvPicPr>
-                  <pic:blipFill>
-                    <a:blip r:embed="rId10"/>
-                    <a:stretch>
-                      <a:fillRect/>
-                    </a:stretch>
-                  </pic:blipFill>
-                  <pic:spPr>
-                    <a:xfrm>
-                      <a:off x="0" y="0"/>
-                      <a:ext cx="5760720" cy="3347085"/>
-                    </a:xfrm>
-                    <a:prstGeom prst="rect">
-                      <a:avLst/>
-                    </a:prstGeom>
-                  </pic:spPr>
-                </pic:pic>
-              </a:graphicData>
-            </a:graphic>
-          </wp:inline>
-        </w:drawing>
-      </w:r>
-    </w:p>
-    <w:p>
-      <w:pPr>
-        <w:rPr>
-          <w:bCs/>
-          <w:lang w:val="en-US"/>
-        </w:rPr>
-      </w:pPr>
-      <w:r>
-        <w:rPr>
-          <w:bCs/>
-          <w:lang w:val="en-US"/>
-        </w:rPr>
-        <w:br w:type="page"/>
-      </w:r>
-    </w:p>
-    <w:p>
-      <w:pPr>
-        <w:rPr>
-          <w:b/>
-          <w:lang w:val="en-US"/>
-        </w:rPr>
-      </w:pPr>
-      <w:r>
-        <w:rPr>
-          <w:b/>
-          <w:lang w:val="en-US"/>
-        </w:rPr>
-        <w:lastRenderedPageBreak/>
-        <w:t>Visualizations</w:t>
-      </w:r>
-    </w:p>
-    <w:p>
-      <w:pPr>
-        <w:rPr>
-          <w:bCs/>
-          <w:lang w:val="en-US"/>
-        </w:rPr>
-      </w:pPr>
-      <w:r>
-        <w:rPr>
-          <w:bCs/>
-          <w:lang w:val="en-US"/>
-        </w:rPr>
-        <w:t>Page “Sales Overview Charts”</w:t>
-      </w:r>
-    </w:p>
-    <w:p>
-      <w:pPr>
-        <w:rPr>
-          <w:bCs/>
-          <w:lang w:val="en-US"/>
-        </w:rPr>
-      </w:pPr>
-      <w:r>
-        <w:rPr>
-          <w:bCs/>
-          <w:noProof/>
-          <w:lang w:val="en-US"/>
-        </w:rPr>
-        <w:drawing>
-          <wp:inline distT="0" distB="0" distL="0" distR="0" wp14:anchorId="49E6F064" wp14:editId="497E73B1">
-            <wp:extent cx="5760720" cy="3305810"/>
-            <wp:effectExtent l="0" t="0" r="0" b="8890"/>
-            <wp:docPr id="1284988667" name="Obrázek 1" descr="Obsah obrázku text, snímek obrazovky, diagram, software&#10;&#10;Obsah generovaný pomocí AI může být nesprávný."/>
-            <wp:cNvGraphicFramePr>
-              <a:graphicFrameLocks xmlns:a="http://schemas.openxmlformats.org/drawingml/2006/main" noChangeAspect="1"/>
-            </wp:cNvGraphicFramePr>
-            <a:graphic xmlns:a="http://schemas.openxmlformats.org/drawingml/2006/main">
-              <a:graphicData uri="http://schemas.openxmlformats.org/drawingml/2006/picture">
-                <pic:pic xmlns:pic="http://schemas.openxmlformats.org/drawingml/2006/picture">
-                  <pic:nvPicPr>
-                    <pic:cNvPr id="1284988667" name="Obrázek 1" descr="Obsah obrázku text, snímek obrazovky, diagram, software&#10;&#10;Obsah generovaný pomocí AI může být nesprávný."/>
-                    <pic:cNvPicPr/>
-                  </pic:nvPicPr>
-                  <pic:blipFill>
-                    <a:blip r:embed="rId11"/>
-                    <a:stretch>
-                      <a:fillRect/>
-                    </a:stretch>
-                  </pic:blipFill>
-                  <pic:spPr>
-                    <a:xfrm>
-                      <a:off x="0" y="0"/>
-                      <a:ext cx="5760720" cy="3305810"/>
-                    </a:xfrm>
-                    <a:prstGeom prst="rect">
-                      <a:avLst/>
-                    </a:prstGeom>
-                  </pic:spPr>
-                </pic:pic>
-              </a:graphicData>
-            </a:graphic>
-          </wp:inline>
-        </w:drawing>
-      </w:r>
-    </w:p>
-    <w:p>
-      <w:pPr>
-        <w:rPr>
-          <w:bCs/>
-          <w:lang w:val="en-US"/>
-        </w:rPr>
-      </w:pPr>
-    </w:p>
-    <w:p>
-      <w:pPr>
-        <w:rPr>
-          <w:bCs/>
-          <w:lang w:val="en-US"/>
-        </w:rPr>
-      </w:pPr>
-      <w:r>
-        <w:rPr>
-          <w:bCs/>
-          <w:lang w:val="en-US"/>
-        </w:rPr>
-        <w:t>Page “Sales Overview Tables”</w:t>
-      </w:r>
-    </w:p>
-    <w:p>
-      <w:pPr>
-        <w:rPr>
-          <w:bCs/>
-          <w:lang w:val="en-US"/>
-        </w:rPr>
-      </w:pPr>
-      <w:r>
-        <w:rPr>
-          <w:bCs/>
-          <w:noProof/>
-          <w:lang w:val="en-US"/>
-        </w:rPr>
-        <w:drawing>
-          <wp:inline distT="0" distB="0" distL="0" distR="0" wp14:anchorId="4D2C5BEA" wp14:editId="33FB6AD7">
-            <wp:extent cx="5760720" cy="3333750"/>
-            <wp:effectExtent l="0" t="0" r="0" b="0"/>
-            <wp:docPr id="891974151" name="Obrázek 1" descr="Obsah obrázku text, snímek obrazovky, číslo, Paralelní&#10;&#10;Obsah generovaný pomocí AI může být nesprávný."/>
-            <wp:cNvGraphicFramePr>
-              <a:graphicFrameLocks xmlns:a="http://schemas.openxmlformats.org/drawingml/2006/main" noChangeAspect="1"/>
-            </wp:cNvGraphicFramePr>
-            <a:graphic xmlns:a="http://schemas.openxmlformats.org/drawingml/2006/main">
-              <a:graphicData uri="http://schemas.openxmlformats.org/drawingml/2006/picture">
-                <pic:pic xmlns:pic="http://schemas.openxmlformats.org/drawingml/2006/picture">
-                  <pic:nvPicPr>
-                    <pic:cNvPr id="891974151" name="Obrázek 1" descr="Obsah obrázku text, snímek obrazovky, číslo, Paralelní&#10;&#10;Obsah generovaný pomocí AI může být nesprávný."/>
-                    <pic:cNvPicPr/>
-                  </pic:nvPicPr>
-                  <pic:blipFill>
-                    <a:blip r:embed="rId12"/>
-                    <a:stretch>
-                      <a:fillRect/>
-                    </a:stretch>
-                  </pic:blipFill>
-                  <pic:spPr>
-                    <a:xfrm>
-                      <a:off x="0" y="0"/>
-                      <a:ext cx="5760720" cy="3333750"/>
-                    </a:xfrm>
-                    <a:prstGeom prst="rect">
-                      <a:avLst/>
-                    </a:prstGeom>
-                  </pic:spPr>
-                </pic:pic>
-              </a:graphicData>
-            </a:graphic>
-          </wp:inline>
-        </w:drawing>
-      </w:r>
-    </w:p>
-    <w:p>
-      <w:pPr>
-        <w:rPr>
-          <w:bCs/>
-          <w:lang w:val="en-US"/>
-        </w:rPr>
-      </w:pPr>
-    </w:p>
-    <w:p>
-      <w:pPr>
-        <w:rPr>
-          <w:bCs/>
-          <w:lang w:val="en-US"/>
-        </w:rPr>
-      </w:pPr>
-    </w:p>
-    <w:p>
-      <w:pPr>
-        <w:rPr>
-          <w:bCs/>
-          <w:lang w:val="en-US"/>
-        </w:rPr>
-      </w:pPr>
-    </w:p>
-    <w:p>
-      <w:pPr>
-        <w:rPr>
-          <w:bCs/>
-          <w:lang w:val="en-US"/>
-        </w:rPr>
-      </w:pPr>
-      <w:r>
-        <w:rPr>
-          <w:bCs/>
-          <w:lang w:val="en-US"/>
-        </w:rPr>
-        <w:lastRenderedPageBreak/>
-        <w:t>Page “Details”</w:t>
-      </w:r>
-    </w:p>
-    <w:p>
-      <w:pPr>
-        <w:rPr>
-          <w:bCs/>
-          <w:lang w:val="en-US"/>
-        </w:rPr>
-      </w:pPr>
-      <w:r>
-        <w:rPr>
-          <w:bCs/>
-          <w:noProof/>
-          <w:lang w:val="en-US"/>
-        </w:rPr>
-        <w:drawing>
-          <wp:inline distT="0" distB="0" distL="0" distR="0" wp14:anchorId="488389DF" wp14:editId="552EAF65">
-            <wp:extent cx="5760720" cy="3321050"/>
-            <wp:effectExtent l="0" t="0" r="0" b="0"/>
-            <wp:docPr id="860008506" name="Obrázek 1" descr="Obsah obrázku text, snímek obrazovky, číslo, Písmo&#10;&#10;Obsah generovaný pomocí AI může být nesprávný."/>
-            <wp:cNvGraphicFramePr>
-              <a:graphicFrameLocks xmlns:a="http://schemas.openxmlformats.org/drawingml/2006/main" noChangeAspect="1"/>
-            </wp:cNvGraphicFramePr>
-            <a:graphic xmlns:a="http://schemas.openxmlformats.org/drawingml/2006/main">
-              <a:graphicData uri="http://schemas.openxmlformats.org/drawingml/2006/picture">
-                <pic:pic xmlns:pic="http://schemas.openxmlformats.org/drawingml/2006/picture">
-                  <pic:nvPicPr>
-                    <pic:cNvPr id="860008506" name="Obrázek 1" descr="Obsah obrázku text, snímek obrazovky, číslo, Písmo&#10;&#10;Obsah generovaný pomocí AI může být nesprávný."/>
-                    <pic:cNvPicPr/>
-                  </pic:nvPicPr>
-                  <pic:blipFill>
-                    <a:blip r:embed="rId13"/>
-                    <a:stretch>
-                      <a:fillRect/>
-                    </a:stretch>
-                  </pic:blipFill>
-                  <pic:spPr>
-                    <a:xfrm>
-                      <a:off x="0" y="0"/>
-                      <a:ext cx="5760720" cy="3321050"/>
-                    </a:xfrm>
-                    <a:prstGeom prst="rect">
-                      <a:avLst/>
-                    </a:prstGeom>
-                  </pic:spPr>
-                </pic:pic>
-              </a:graphicData>
-            </a:graphic>
-          </wp:inline>
-        </w:drawing>
-      </w:r>
-    </w:p>
-    <w:p>
-      <w:pPr>
-        <w:rPr>
-          <w:bCs/>
-          <w:lang w:val="en-US"/>
-        </w:rPr>
-      </w:pPr>
-    </w:p>
-    <w:p>
-      <w:pPr>
-        <w:rPr>
-          <w:bCs/>
-          <w:lang w:val="en-US"/>
-        </w:rPr>
-      </w:pPr>
-      <w:r>
-        <w:rPr>
-          <w:bCs/>
-          <w:lang w:val="en-US"/>
-        </w:rPr>
-        <w:t>Page “Time Intelligence Calculations”</w:t>
-      </w:r>
-    </w:p>
-    <w:p>
-      <w:pPr>
-        <w:rPr>
-          <w:bCs/>
-          <w:lang w:val="en-US"/>
-        </w:rPr>
-      </w:pPr>
-      <w:r>
-        <w:rPr>
-          <w:bCs/>
-          <w:noProof/>
-          <w:lang w:val="en-US"/>
-        </w:rPr>
-        <w:drawing>
-          <wp:inline distT="0" distB="0" distL="0" distR="0" wp14:anchorId="7BE51467" wp14:editId="14D419FB">
-            <wp:extent cx="5760720" cy="3331845"/>
-            <wp:effectExtent l="0" t="0" r="0" b="1905"/>
-            <wp:docPr id="1172550386" name="Obrázek 1" descr="Obsah obrázku text, snímek obrazovky, číslo, software&#10;&#10;Obsah generovaný pomocí AI může být nesprávný."/>
-            <wp:cNvGraphicFramePr>
-              <a:graphicFrameLocks xmlns:a="http://schemas.openxmlformats.org/drawingml/2006/main" noChangeAspect="1"/>
-            </wp:cNvGraphicFramePr>
-            <a:graphic xmlns:a="http://schemas.openxmlformats.org/drawingml/2006/main">
-              <a:graphicData uri="http://schemas.openxmlformats.org/drawingml/2006/picture">
-                <pic:pic xmlns:pic="http://schemas.openxmlformats.org/drawingml/2006/picture">
-                  <pic:nvPicPr>
-                    <pic:cNvPr id="1172550386" name="Obrázek 1" descr="Obsah obrázku text, snímek obrazovky, číslo, software&#10;&#10;Obsah generovaný pomocí AI může být nesprávný."/>
-                    <pic:cNvPicPr/>
-                  </pic:nvPicPr>
-                  <pic:blipFill>
-                    <a:blip r:embed="rId14"/>
-                    <a:stretch>
-                      <a:fillRect/>
-                    </a:stretch>
-                  </pic:blipFill>
-                  <pic:spPr>
-                    <a:xfrm>
-                      <a:off x="0" y="0"/>
-                      <a:ext cx="5760720" cy="3331845"/>
-                    </a:xfrm>
-                    <a:prstGeom prst="rect">
-                      <a:avLst/>
-                    </a:prstGeom>
-                  </pic:spPr>
-                </pic:pic>
-              </a:graphicData>
-            </a:graphic>
-          </wp:inline>
-        </w:drawing>
-      </w:r>
-    </w:p>
-    <w:p>
-      <w:pPr>
-        <w:rPr>
-          <w:bCs/>
-          <w:lang w:val="en-US"/>
-        </w:rPr>
-      </w:pPr>
-    </w:p>
-    <w:p>
-      <w:pPr>
-        <w:rPr>
-          <w:bCs/>
-          <w:lang w:val="en-US"/>
-        </w:rPr>
-      </w:pPr>
-    </w:p>
-    <w:p>
-      <w:pPr>
-        <w:rPr>
-          <w:bCs/>
-          <w:lang w:val="en-US"/>
-        </w:rPr>
-      </w:pPr>
-    </w:p>
-    <w:p>
-      <w:pPr>
-        <w:rPr>
-          <w:bCs/>
-          <w:lang w:val="en-US"/>
-        </w:rPr>
-      </w:pPr>
-    </w:p>
-    <w:p>
-      <w:pPr>
-        <w:rPr>
-          <w:bCs/>
-          <w:lang w:val="en-US"/>
-        </w:rPr>
-      </w:pPr>
-      <w:r>
-        <w:rPr>
-          <w:bCs/>
-          <w:lang w:val="en-US"/>
-        </w:rPr>
-        <w:lastRenderedPageBreak/>
-        <w:t>Page “Reseller Tooltip”</w:t>
-      </w:r>
-    </w:p>
-    <w:p>
-      <w:pPr>
-        <w:rPr>
-          <w:bCs/>
-          <w:lang w:val="en-US"/>
-        </w:rPr>
-      </w:pPr>
-      <w:r>
-        <w:rPr>
-          <w:bCs/>
-          <w:noProof/>
-          <w:lang w:val="en-US"/>
-        </w:rPr>
-        <w:drawing>
-          <wp:inline distT="0" distB="0" distL="0" distR="0" wp14:anchorId="3BEBA1BD" wp14:editId="686F47A3">
-            <wp:extent cx="5760720" cy="3916680"/>
-            <wp:effectExtent l="0" t="0" r="0" b="7620"/>
-            <wp:docPr id="987947200" name="Obrázek 1" descr="Obsah obrázku text, diagram, software, Písmo&#10;&#10;Obsah generovaný pomocí AI může být nesprávný."/>
-            <wp:cNvGraphicFramePr>
-              <a:graphicFrameLocks xmlns:a="http://schemas.openxmlformats.org/drawingml/2006/main" noChangeAspect="1"/>
-            </wp:cNvGraphicFramePr>
-            <a:graphic xmlns:a="http://schemas.openxmlformats.org/drawingml/2006/main">
-              <a:graphicData uri="http://schemas.openxmlformats.org/drawingml/2006/picture">
-                <pic:pic xmlns:pic="http://schemas.openxmlformats.org/drawingml/2006/picture">
-                  <pic:nvPicPr>
-                    <pic:cNvPr id="987947200" name="Obrázek 1" descr="Obsah obrázku text, diagram, software, Písmo&#10;&#10;Obsah generovaný pomocí AI může být nesprávný."/>
-                    <pic:cNvPicPr/>
-                  </pic:nvPicPr>
-                  <pic:blipFill>
-                    <a:blip r:embed="rId15"/>
-                    <a:stretch>
-                      <a:fillRect/>
-                    </a:stretch>
-                  </pic:blipFill>
-                  <pic:spPr>
-                    <a:xfrm>
-                      <a:off x="0" y="0"/>
-                      <a:ext cx="5760720" cy="3916680"/>
-                    </a:xfrm>
-                    <a:prstGeom prst="rect">
-                      <a:avLst/>
-                    </a:prstGeom>
-                  </pic:spPr>
-                </pic:pic>
-              </a:graphicData>
-            </a:graphic>
-          </wp:inline>
-        </w:drawing>
-      </w:r>
-    </w:p>
-    <w:p>
-      <w:pPr>
-        <w:rPr>
-          <w:bCs/>
-          <w:lang w:val="en-US"/>
-        </w:rPr>
-      </w:pPr>
-    </w:p>
-    <w:p>
-      <w:pPr>
-        <w:rPr>
-          <w:bCs/>
-          <w:lang w:val="en-US"/>
-        </w:rPr>
-      </w:pPr>
-    </w:p>
-    <w:p>
-      <w:pPr>
-        <w:rPr>
-          <w:b/>
-          <w:lang w:val="en-US"/>
-        </w:rPr>
-      </w:pPr>
-      <w:r>
-        <w:rPr>
-          <w:b/>
-          <w:lang w:val="en-US"/>
-        </w:rPr>
-        <w:br w:type="page"/>
-      </w:r>
-    </w:p>
-    <w:p>
-      <w:pPr>
-        <w:rPr>
-          <w:lang w:val="en-US"/>
-        </w:rPr>
-      </w:pPr>
-      <w:r>
-        <w:rPr>
-          <w:b/>
-          <w:lang w:val="en-US"/>
-        </w:rPr>
-        <w:lastRenderedPageBreak/>
+          <w:lang w:val="en-US"/>
+        </w:rPr>
+      </w:pPr>
+      <w:r>
+        <w:rPr>
+          <w:b/>
+          <w:lang w:val="en-US"/>
+        </w:rPr>
         <w:t>Optional b</w:t>
       </w:r>
       <w:r>
@@ -3774,7 +3268,7 @@
                     <pic:cNvPicPr/>
                   </pic:nvPicPr>
                   <pic:blipFill>
-                    <a:blip r:embed="rId16"/>
+                    <a:blip r:embed="rId10"/>
                     <a:stretch>
                       <a:fillRect/>
                     </a:stretch>
@@ -3926,7 +3420,7 @@
         </w:rPr>
         <w:t xml:space="preserve">Publish report to the Power BI Service </w:t>
       </w:r>
-      <w:hyperlink r:id="rId17" w:history="1">
+      <w:hyperlink r:id="rId11" w:history="1">
         <w:r>
           <w:rPr>
             <w:rStyle w:val="Hypertextovodkaz"/>
@@ -3960,17 +3454,10 @@
         <w:t>Create Mobile version of your report, publish the new version to the service and open the report in IOS/Android mobile/table Power BI application (you have to install on your phone/tablet from respective App Store; its free)</w:t>
       </w:r>
     </w:p>
-    <w:p>
-      <w:pPr>
-        <w:rPr>
-          <w:lang w:val="en-US"/>
-        </w:rPr>
-      </w:pPr>
-    </w:p>
     <w:sectPr>
-      <w:footerReference w:type="even" r:id="rId18"/>
-      <w:footerReference w:type="default" r:id="rId19"/>
-      <w:footerReference w:type="first" r:id="rId20"/>
+      <w:footerReference w:type="even" r:id="rId12"/>
+      <w:footerReference w:type="default" r:id="rId13"/>
+      <w:footerReference w:type="first" r:id="rId14"/>
       <w:pgSz w:w="11906" w:h="16838"/>
       <w:pgMar w:top="1417" w:right="1417" w:bottom="1417" w:left="1417" w:header="708" w:footer="708" w:gutter="0"/>
       <w:cols w:space="708"/>
